--- a/_pages/Hai-Toan-Nguyen-Resume-1.1.docx
+++ b/_pages/Hai-Toan-Nguyen-Resume-1.1.docx
@@ -1,6 +1,6 @@
 
 <file path=word/document.xml><?xml version="1.0" encoding="utf-8"?>
-<w:document xmlns:wpc="http://schemas.microsoft.com/office/word/2010/wordprocessingCanvas" xmlns:cx="http://schemas.microsoft.com/office/drawing/2014/chartex" xmlns:cx1="http://schemas.microsoft.com/office/drawing/2015/9/8/chartex" xmlns:cx2="http://schemas.microsoft.com/office/drawing/2015/10/21/chartex" xmlns:cx3="http://schemas.microsoft.com/office/drawing/2016/5/9/chartex" xmlns:cx4="http://schemas.microsoft.com/office/drawing/2016/5/10/chartex" xmlns:cx5="http://schemas.microsoft.com/office/drawing/2016/5/11/chartex" xmlns:cx6="http://schemas.microsoft.com/office/drawing/2016/5/12/chartex" xmlns:cx7="http://schemas.microsoft.com/office/drawing/2016/5/13/chartex" xmlns:cx8="http://schemas.microsoft.com/office/drawing/2016/5/14/chartex" xmlns:mc="http://schemas.openxmlformats.org/markup-compatibility/2006" xmlns:aink="http://schemas.microsoft.com/office/drawing/2016/ink" xmlns:am3d="http://schemas.microsoft.com/office/drawing/2017/model3d" xmlns:o="urn:schemas-microsoft-com:office:office" xmlns:oel="http://schemas.microsoft.com/office/2019/extlst" xmlns:r="http://schemas.openxmlformats.org/officeDocument/2006/relationships" xmlns:m="http://schemas.openxmlformats.org/officeDocument/2006/math" xmlns:v="urn:schemas-microsoft-com:vml" xmlns:wp14="http://schemas.microsoft.com/office/word/2010/wordprocessingDrawing" xmlns:wp="http://schemas.openxmlformats.org/drawingml/2006/wordprocessingDrawing" xmlns:w10="urn:schemas-microsoft-com:office:word" xmlns:w="http://schemas.openxmlformats.org/wordprocessingml/2006/main" xmlns:w14="http://schemas.microsoft.com/office/word/2010/wordml" xmlns:w15="http://schemas.microsoft.com/office/word/2012/wordml" xmlns:w16cex="http://schemas.microsoft.com/office/word/2018/wordml/cex" xmlns:w16cid="http://schemas.microsoft.com/office/word/2016/wordml/cid" xmlns:w16="http://schemas.microsoft.com/office/word/2018/wordml" xmlns:w16sdtdh="http://schemas.microsoft.com/office/word/2020/wordml/sdtdatahash" xmlns:w16se="http://schemas.microsoft.com/office/word/2015/wordml/symex" xmlns:wpg="http://schemas.microsoft.com/office/word/2010/wordprocessingGroup" xmlns:wpi="http://schemas.microsoft.com/office/word/2010/wordprocessingInk" xmlns:wne="http://schemas.microsoft.com/office/word/2006/wordml" xmlns:wps="http://schemas.microsoft.com/office/word/2010/wordprocessingShape" mc:Ignorable="w14 w15 w16se w16cid w16 w16cex w16sdtdh wp14">
+<w:document xmlns:wpc="http://schemas.microsoft.com/office/word/2010/wordprocessingCanvas" xmlns:cx="http://schemas.microsoft.com/office/drawing/2014/chartex" xmlns:cx1="http://schemas.microsoft.com/office/drawing/2015/9/8/chartex" xmlns:cx2="http://schemas.microsoft.com/office/drawing/2015/10/21/chartex" xmlns:cx3="http://schemas.microsoft.com/office/drawing/2016/5/9/chartex" xmlns:cx4="http://schemas.microsoft.com/office/drawing/2016/5/10/chartex" xmlns:cx5="http://schemas.microsoft.com/office/drawing/2016/5/11/chartex" xmlns:cx6="http://schemas.microsoft.com/office/drawing/2016/5/12/chartex" xmlns:cx7="http://schemas.microsoft.com/office/drawing/2016/5/13/chartex" xmlns:cx8="http://schemas.microsoft.com/office/drawing/2016/5/14/chartex" xmlns:mc="http://schemas.openxmlformats.org/markup-compatibility/2006" xmlns:aink="http://schemas.microsoft.com/office/drawing/2016/ink" xmlns:am3d="http://schemas.microsoft.com/office/drawing/2017/model3d" xmlns:o="urn:schemas-microsoft-com:office:office" xmlns:oel="http://schemas.microsoft.com/office/2019/extlst" xmlns:r="http://schemas.openxmlformats.org/officeDocument/2006/relationships" xmlns:m="http://schemas.openxmlformats.org/officeDocument/2006/math" xmlns:v="urn:schemas-microsoft-com:vml" xmlns:wp14="http://schemas.microsoft.com/office/word/2010/wordprocessingDrawing" xmlns:wp="http://schemas.openxmlformats.org/drawingml/2006/wordprocessingDrawing" xmlns:w10="urn:schemas-microsoft-com:office:word" xmlns:w="http://schemas.openxmlformats.org/wordprocessingml/2006/main" xmlns:w14="http://schemas.microsoft.com/office/word/2010/wordml" xmlns:w15="http://schemas.microsoft.com/office/word/2012/wordml" xmlns:w16cex="http://schemas.microsoft.com/office/word/2018/wordml/cex" xmlns:w16cid="http://schemas.microsoft.com/office/word/2016/wordml/cid" xmlns:w16="http://schemas.microsoft.com/office/word/2018/wordml" xmlns:w16du="http://schemas.microsoft.com/office/word/2023/wordml/word16du" xmlns:w16sdtdh="http://schemas.microsoft.com/office/word/2020/wordml/sdtdatahash" xmlns:w16se="http://schemas.microsoft.com/office/word/2015/wordml/symex" xmlns:wpg="http://schemas.microsoft.com/office/word/2010/wordprocessingGroup" xmlns:wpi="http://schemas.microsoft.com/office/word/2010/wordprocessingInk" xmlns:wne="http://schemas.microsoft.com/office/word/2006/wordml" xmlns:wps="http://schemas.microsoft.com/office/word/2010/wordprocessingShape" mc:Ignorable="w14 w15 w16se w16cid w16 w16cex w16sdtdh wp14">
   <w:body>
     <w:p>
       <w:pPr>
@@ -215,7 +215,7 @@
           <w:noProof/>
         </w:rPr>
         <w:pict w14:anchorId="36905001">
-          <v:line id="Straight Connector 2" o:spid="_x0000_s1030" style="position:absolute;z-index:251659264;visibility:visible;mso-wrap-style:square;mso-width-percent:0;mso-height-percent:0;mso-wrap-distance-left:9pt;mso-wrap-distance-top:0;mso-wrap-distance-right:9pt;mso-wrap-distance-bottom:0;mso-position-horizontal:right;mso-position-horizontal-relative:margin;mso-position-vertical:absolute;mso-position-vertical-relative:text;mso-width-percent:0;mso-height-percent:0;mso-width-relative:margin;mso-height-relative:margin" from="5844pt,15.7pt" to="6382.2pt,16.9pt" o:gfxdata="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" strokecolor="black [3200]" strokeweight=".5pt">
+          <v:line id="Straight Connector 2" o:spid="_x0000_s1030" style="position:absolute;z-index:251659264;visibility:visible;mso-wrap-style:square;mso-width-percent:0;mso-height-percent:0;mso-wrap-distance-left:9pt;mso-wrap-distance-top:0;mso-wrap-distance-right:9pt;mso-wrap-distance-bottom:0;mso-position-horizontal:right;mso-position-horizontal-relative:margin;mso-position-vertical:absolute;mso-position-vertical-relative:text;mso-width-percent:0;mso-height-percent:0;mso-width-relative:margin;mso-height-relative:margin" from="6331pt,15.7pt" to="6869.2pt,16.9pt" o:gfxdata="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" strokecolor="black [3200]" strokeweight=".5pt">
             <v:stroke joinstyle="miter"/>
             <w10:wrap anchorx="margin"/>
           </v:line>
@@ -697,15 +697,7 @@
           <w:sz w:val="20"/>
           <w:szCs w:val="20"/>
         </w:rPr>
-        <w:t xml:space="preserve">Unity, </w:t>
-      </w:r>
-      <w:proofErr w:type="gramStart"/>
-      <w:r>
-        <w:rPr>
-          <w:sz w:val="20"/>
-          <w:szCs w:val="20"/>
-        </w:rPr>
-        <w:t>C#</w:t>
+        <w:t>Unity, C#</w:t>
       </w:r>
       <w:r>
         <w:rPr>
@@ -721,7 +713,6 @@
         </w:rPr>
         <w:t>.</w:t>
       </w:r>
-      <w:proofErr w:type="gramEnd"/>
     </w:p>
     <w:p>
       <w:pPr>
@@ -924,7 +915,7 @@
           <w:sz w:val="20"/>
           <w:szCs w:val="20"/>
         </w:rPr>
-        <w:t xml:space="preserve">         </w:t>
+        <w:t xml:space="preserve">     </w:t>
       </w:r>
       <w:r>
         <w:rPr>
@@ -959,7 +950,7 @@
           <w:sz w:val="20"/>
           <w:szCs w:val="20"/>
         </w:rPr>
-        <w:t>current</w:t>
+        <w:t>May 2023</w:t>
       </w:r>
     </w:p>
     <w:p>
@@ -1057,23 +1048,7 @@
           <w:sz w:val="20"/>
           <w:szCs w:val="20"/>
         </w:rPr>
-        <w:t xml:space="preserve">Practice Agile Software Development cycle, bi-weekly </w:t>
-      </w:r>
-      <w:proofErr w:type="gramStart"/>
-      <w:r>
-        <w:rPr>
-          <w:sz w:val="20"/>
-          <w:szCs w:val="20"/>
-        </w:rPr>
-        <w:t>sprint</w:t>
-      </w:r>
-      <w:proofErr w:type="gramEnd"/>
-      <w:r>
-        <w:rPr>
-          <w:sz w:val="20"/>
-          <w:szCs w:val="20"/>
-        </w:rPr>
-        <w:t xml:space="preserve"> and monthly releases</w:t>
+        <w:t>Practice Agile Software Development cycle, bi-weekly sprint and monthly releases</w:t>
       </w:r>
       <w:r>
         <w:rPr>
@@ -1470,23 +1445,7 @@
           <w:sz w:val="20"/>
           <w:szCs w:val="20"/>
         </w:rPr>
-        <w:t xml:space="preserve">HTML, </w:t>
-      </w:r>
-      <w:proofErr w:type="gramStart"/>
-      <w:r>
-        <w:rPr>
-          <w:sz w:val="20"/>
-          <w:szCs w:val="20"/>
-        </w:rPr>
-        <w:t>CSS</w:t>
-      </w:r>
-      <w:proofErr w:type="gramEnd"/>
-      <w:r>
-        <w:rPr>
-          <w:sz w:val="20"/>
-          <w:szCs w:val="20"/>
-        </w:rPr>
-        <w:t xml:space="preserve"> and PHP</w:t>
+        <w:t>HTML, CSS and PHP</w:t>
       </w:r>
       <w:r>
         <w:rPr>
@@ -1688,7 +1647,14 @@
           <w:szCs w:val="20"/>
         </w:rPr>
         <w:tab/>
-        <w:t xml:space="preserve">               </w:t>
+        <w:t xml:space="preserve">     </w:t>
+      </w:r>
+      <w:r>
+        <w:rPr>
+          <w:sz w:val="20"/>
+          <w:szCs w:val="20"/>
+        </w:rPr>
+        <w:t xml:space="preserve">    </w:t>
       </w:r>
       <w:r>
         <w:rPr>
@@ -1697,7 +1663,16 @@
           <w:sz w:val="20"/>
           <w:szCs w:val="20"/>
         </w:rPr>
-        <w:t xml:space="preserve">August 2022 – </w:t>
+        <w:t>November</w:t>
+      </w:r>
+      <w:r>
+        <w:rPr>
+          <w:i/>
+          <w:iCs/>
+          <w:sz w:val="20"/>
+          <w:szCs w:val="20"/>
+        </w:rPr>
+        <w:t xml:space="preserve"> 2022 – </w:t>
       </w:r>
       <w:r>
         <w:rPr>
@@ -1755,23 +1730,7 @@
           <w:sz w:val="20"/>
           <w:szCs w:val="20"/>
         </w:rPr>
-        <w:t xml:space="preserve">artists, </w:t>
-      </w:r>
-      <w:proofErr w:type="gramStart"/>
-      <w:r>
-        <w:rPr>
-          <w:sz w:val="20"/>
-          <w:szCs w:val="20"/>
-        </w:rPr>
-        <w:t>writers</w:t>
-      </w:r>
-      <w:proofErr w:type="gramEnd"/>
-      <w:r>
-        <w:rPr>
-          <w:sz w:val="20"/>
-          <w:szCs w:val="20"/>
-        </w:rPr>
-        <w:t xml:space="preserve"> and level designer </w:t>
+        <w:t xml:space="preserve">artists, writers and level designer </w:t>
       </w:r>
       <w:r>
         <w:rPr>
@@ -1830,10 +1789,7 @@
         <w:t xml:space="preserve"> </w:t>
       </w:r>
       <w:r>
-        <w:t>game mechanics, logics</w:t>
-      </w:r>
-      <w:r>
-        <w:t xml:space="preserve"> </w:t>
+        <w:t xml:space="preserve">game mechanics, logics </w:t>
       </w:r>
       <w:r>
         <w:rPr>
@@ -1879,15 +1835,7 @@
           <w:b/>
           <w:bCs/>
         </w:rPr>
-        <w:t xml:space="preserve">Sudoku </w:t>
-      </w:r>
-      <w:proofErr w:type="gramStart"/>
-      <w:r>
-        <w:rPr>
-          <w:b/>
-          <w:bCs/>
-        </w:rPr>
-        <w:t xml:space="preserve">– </w:t>
+        <w:t xml:space="preserve">Sudoku – </w:t>
       </w:r>
       <w:r>
         <w:rPr>
@@ -1901,15 +1849,7 @@
           <w:i/>
           <w:iCs/>
         </w:rPr>
-        <w:t>An</w:t>
-      </w:r>
-      <w:proofErr w:type="gramEnd"/>
-      <w:r>
-        <w:rPr>
-          <w:i/>
-          <w:iCs/>
-        </w:rPr>
-        <w:t xml:space="preserve"> assignment</w:t>
+        <w:t>An assignment</w:t>
       </w:r>
       <w:r>
         <w:rPr>
@@ -2225,16 +2165,7 @@
           <w:sz w:val="20"/>
           <w:szCs w:val="20"/>
         </w:rPr>
-        <w:t>December 202</w:t>
-      </w:r>
-      <w:r>
-        <w:rPr>
-          <w:i/>
-          <w:iCs/>
-          <w:sz w:val="20"/>
-          <w:szCs w:val="20"/>
-        </w:rPr>
-        <w:t>2</w:t>
+        <w:t>December 2022</w:t>
       </w:r>
     </w:p>
     <w:p>
@@ -2258,15 +2189,7 @@
         <w:t xml:space="preserve">Responsible </w:t>
       </w:r>
       <w:r>
-        <w:t xml:space="preserve">for the networking, synchronization between clients and servers through Unity </w:t>
-      </w:r>
-      <w:proofErr w:type="spellStart"/>
-      <w:r>
-        <w:t>Netcode</w:t>
-      </w:r>
-      <w:proofErr w:type="spellEnd"/>
-      <w:r>
-        <w:t xml:space="preserve"> and Lobby</w:t>
+        <w:t>for the networking, synchronization between clients and servers through Unity Netcode and Lobby</w:t>
       </w:r>
     </w:p>
     <w:p>
@@ -2501,23 +2424,7 @@
           <w:sz w:val="20"/>
           <w:szCs w:val="20"/>
         </w:rPr>
-        <w:t xml:space="preserve"> </w:t>
-      </w:r>
-      <w:proofErr w:type="gramStart"/>
-      <w:r>
-        <w:rPr>
-          <w:sz w:val="20"/>
-          <w:szCs w:val="20"/>
-        </w:rPr>
-        <w:t>stacking</w:t>
-      </w:r>
-      <w:proofErr w:type="gramEnd"/>
-      <w:r>
-        <w:rPr>
-          <w:sz w:val="20"/>
-          <w:szCs w:val="20"/>
-        </w:rPr>
-        <w:t xml:space="preserve"> and displaying cards </w:t>
+        <w:t xml:space="preserve"> stacking and displaying cards </w:t>
       </w:r>
       <w:r>
         <w:rPr>
@@ -3231,25 +3138,7 @@
           <w:sz w:val="20"/>
           <w:szCs w:val="20"/>
         </w:rPr>
-        <w:t xml:space="preserve">Typescript, </w:t>
-      </w:r>
-      <w:proofErr w:type="gramStart"/>
-      <w:r>
-        <w:rPr>
-          <w:rFonts w:ascii="Calibri" w:eastAsia="Calibri" w:hAnsi="Calibri" w:cs="Calibri"/>
-          <w:sz w:val="20"/>
-          <w:szCs w:val="20"/>
-        </w:rPr>
-        <w:t>React ,</w:t>
-      </w:r>
-      <w:proofErr w:type="gramEnd"/>
-      <w:r>
-        <w:rPr>
-          <w:rFonts w:ascii="Calibri" w:eastAsia="Calibri" w:hAnsi="Calibri" w:cs="Calibri"/>
-          <w:sz w:val="20"/>
-          <w:szCs w:val="20"/>
-        </w:rPr>
-        <w:t xml:space="preserve"> Python</w:t>
+        <w:t>Typescript, React , Python</w:t>
       </w:r>
       <w:r>
         <w:rPr>
@@ -3467,7 +3356,7 @@
 </file>
 
 <file path=word/numbering.xml><?xml version="1.0" encoding="utf-8"?>
-<w:numbering xmlns:wpc="http://schemas.microsoft.com/office/word/2010/wordprocessingCanvas" xmlns:cx="http://schemas.microsoft.com/office/drawing/2014/chartex" xmlns:cx1="http://schemas.microsoft.com/office/drawing/2015/9/8/chartex" xmlns:cx2="http://schemas.microsoft.com/office/drawing/2015/10/21/chartex" xmlns:cx3="http://schemas.microsoft.com/office/drawing/2016/5/9/chartex" xmlns:cx4="http://schemas.microsoft.com/office/drawing/2016/5/10/chartex" xmlns:cx5="http://schemas.microsoft.com/office/drawing/2016/5/11/chartex" xmlns:cx6="http://schemas.microsoft.com/office/drawing/2016/5/12/chartex" xmlns:cx7="http://schemas.microsoft.com/office/drawing/2016/5/13/chartex" xmlns:cx8="http://schemas.microsoft.com/office/drawing/2016/5/14/chartex" xmlns:mc="http://schemas.openxmlformats.org/markup-compatibility/2006" xmlns:aink="http://schemas.microsoft.com/office/drawing/2016/ink" xmlns:am3d="http://schemas.microsoft.com/office/drawing/2017/model3d" xmlns:o="urn:schemas-microsoft-com:office:office" xmlns:oel="http://schemas.microsoft.com/office/2019/extlst" xmlns:r="http://schemas.openxmlformats.org/officeDocument/2006/relationships" xmlns:m="http://schemas.openxmlformats.org/officeDocument/2006/math" xmlns:v="urn:schemas-microsoft-com:vml" xmlns:wp14="http://schemas.microsoft.com/office/word/2010/wordprocessingDrawing" xmlns:wp="http://schemas.openxmlformats.org/drawingml/2006/wordprocessingDrawing" xmlns:w10="urn:schemas-microsoft-com:office:word" xmlns:w="http://schemas.openxmlformats.org/wordprocessingml/2006/main" xmlns:w14="http://schemas.microsoft.com/office/word/2010/wordml" xmlns:w15="http://schemas.microsoft.com/office/word/2012/wordml" xmlns:w16cex="http://schemas.microsoft.com/office/word/2018/wordml/cex" xmlns:w16cid="http://schemas.microsoft.com/office/word/2016/wordml/cid" xmlns:w16="http://schemas.microsoft.com/office/word/2018/wordml" xmlns:w16sdtdh="http://schemas.microsoft.com/office/word/2020/wordml/sdtdatahash" xmlns:w16se="http://schemas.microsoft.com/office/word/2015/wordml/symex" xmlns:wpg="http://schemas.microsoft.com/office/word/2010/wordprocessingGroup" xmlns:wpi="http://schemas.microsoft.com/office/word/2010/wordprocessingInk" xmlns:wne="http://schemas.microsoft.com/office/word/2006/wordml" xmlns:wps="http://schemas.microsoft.com/office/word/2010/wordprocessingShape" mc:Ignorable="w14 w15 w16se w16cid w16 w16cex w16sdtdh wp14">
+<w:numbering xmlns:wpc="http://schemas.microsoft.com/office/word/2010/wordprocessingCanvas" xmlns:cx="http://schemas.microsoft.com/office/drawing/2014/chartex" xmlns:cx1="http://schemas.microsoft.com/office/drawing/2015/9/8/chartex" xmlns:cx2="http://schemas.microsoft.com/office/drawing/2015/10/21/chartex" xmlns:cx3="http://schemas.microsoft.com/office/drawing/2016/5/9/chartex" xmlns:cx4="http://schemas.microsoft.com/office/drawing/2016/5/10/chartex" xmlns:cx5="http://schemas.microsoft.com/office/drawing/2016/5/11/chartex" xmlns:cx6="http://schemas.microsoft.com/office/drawing/2016/5/12/chartex" xmlns:cx7="http://schemas.microsoft.com/office/drawing/2016/5/13/chartex" xmlns:cx8="http://schemas.microsoft.com/office/drawing/2016/5/14/chartex" xmlns:mc="http://schemas.openxmlformats.org/markup-compatibility/2006" xmlns:aink="http://schemas.microsoft.com/office/drawing/2016/ink" xmlns:am3d="http://schemas.microsoft.com/office/drawing/2017/model3d" xmlns:o="urn:schemas-microsoft-com:office:office" xmlns:oel="http://schemas.microsoft.com/office/2019/extlst" xmlns:r="http://schemas.openxmlformats.org/officeDocument/2006/relationships" xmlns:m="http://schemas.openxmlformats.org/officeDocument/2006/math" xmlns:v="urn:schemas-microsoft-com:vml" xmlns:wp14="http://schemas.microsoft.com/office/word/2010/wordprocessingDrawing" xmlns:wp="http://schemas.openxmlformats.org/drawingml/2006/wordprocessingDrawing" xmlns:w10="urn:schemas-microsoft-com:office:word" xmlns:w="http://schemas.openxmlformats.org/wordprocessingml/2006/main" xmlns:w14="http://schemas.microsoft.com/office/word/2010/wordml" xmlns:w15="http://schemas.microsoft.com/office/word/2012/wordml" xmlns:w16cex="http://schemas.microsoft.com/office/word/2018/wordml/cex" xmlns:w16cid="http://schemas.microsoft.com/office/word/2016/wordml/cid" xmlns:w16="http://schemas.microsoft.com/office/word/2018/wordml" xmlns:w16du="http://schemas.microsoft.com/office/word/2023/wordml/word16du" xmlns:w16sdtdh="http://schemas.microsoft.com/office/word/2020/wordml/sdtdatahash" xmlns:w16se="http://schemas.microsoft.com/office/word/2015/wordml/symex" xmlns:wpg="http://schemas.microsoft.com/office/word/2010/wordprocessingGroup" xmlns:wpi="http://schemas.microsoft.com/office/word/2010/wordprocessingInk" xmlns:wne="http://schemas.microsoft.com/office/word/2006/wordml" xmlns:wps="http://schemas.microsoft.com/office/word/2010/wordprocessingShape" mc:Ignorable="w14 w15 w16se w16cid w16 w16cex w16sdtdh wp14">
   <w:abstractNum w:abstractNumId="0" w15:restartNumberingAfterBreak="0">
     <w:nsid w:val="03E47256"/>
     <w:multiLevelType w:val="hybridMultilevel"/>
@@ -7196,7 +7085,9 @@
 </file>
 
 <file path=customXml/item1.xml><?xml version="1.0" encoding="utf-8"?>
-<b:Sources xmlns:b="http://schemas.openxmlformats.org/officeDocument/2006/bibliography" xmlns="http://schemas.openxmlformats.org/officeDocument/2006/bibliography" SelectedStyle="\APASixthEditionOfficeOnline.xsl" StyleName="APA" Version="6"/>
+<p:properties xmlns:p="http://schemas.microsoft.com/office/2006/metadata/properties" xmlns:xsi="http://www.w3.org/2001/XMLSchema-instance" xmlns:pc="http://schemas.microsoft.com/office/infopath/2007/PartnerControls">
+  <documentManagement/>
+</p:properties>
 </file>
 
 <file path=customXml/item2.xml><?xml version="1.0" encoding="utf-8"?>
@@ -7209,9 +7100,7 @@
 </file>
 
 <file path=customXml/item3.xml><?xml version="1.0" encoding="utf-8"?>
-<p:properties xmlns:p="http://schemas.microsoft.com/office/2006/metadata/properties" xmlns:xsi="http://www.w3.org/2001/XMLSchema-instance" xmlns:pc="http://schemas.microsoft.com/office/infopath/2007/PartnerControls">
-  <documentManagement/>
-</p:properties>
+<b:Sources xmlns:b="http://schemas.openxmlformats.org/officeDocument/2006/bibliography" xmlns="http://schemas.openxmlformats.org/officeDocument/2006/bibliography" SelectedStyle="\APASixthEditionOfficeOnline.xsl" StyleName="APA" Version="6"/>
 </file>
 
 <file path=customXml/item4.xml><?xml version="1.0" encoding="utf-8"?>
@@ -7426,9 +7315,10 @@
 </file>
 
 <file path=customXml/itemProps1.xml><?xml version="1.0" encoding="utf-8"?>
-<ds:datastoreItem xmlns:ds="http://schemas.openxmlformats.org/officeDocument/2006/customXml" ds:itemID="{0D591D84-5A70-4403-8D32-5C217880E2FD}">
+<ds:datastoreItem xmlns:ds="http://schemas.openxmlformats.org/officeDocument/2006/customXml" ds:itemID="{F326C83C-7049-4B64-BC96-1A8036FE3783}">
   <ds:schemaRefs>
-    <ds:schemaRef ds:uri="http://schemas.openxmlformats.org/officeDocument/2006/bibliography"/>
+    <ds:schemaRef ds:uri="http://schemas.microsoft.com/office/2006/metadata/properties"/>
+    <ds:schemaRef ds:uri="http://schemas.microsoft.com/office/infopath/2007/PartnerControls"/>
   </ds:schemaRefs>
 </ds:datastoreItem>
 </file>
@@ -7442,10 +7332,9 @@
 </file>
 
 <file path=customXml/itemProps3.xml><?xml version="1.0" encoding="utf-8"?>
-<ds:datastoreItem xmlns:ds="http://schemas.openxmlformats.org/officeDocument/2006/customXml" ds:itemID="{F326C83C-7049-4B64-BC96-1A8036FE3783}">
+<ds:datastoreItem xmlns:ds="http://schemas.openxmlformats.org/officeDocument/2006/customXml" ds:itemID="{0D591D84-5A70-4403-8D32-5C217880E2FD}">
   <ds:schemaRefs>
-    <ds:schemaRef ds:uri="http://schemas.microsoft.com/office/2006/metadata/properties"/>
-    <ds:schemaRef ds:uri="http://schemas.microsoft.com/office/infopath/2007/PartnerControls"/>
+    <ds:schemaRef ds:uri="http://schemas.openxmlformats.org/officeDocument/2006/bibliography"/>
   </ds:schemaRefs>
 </ds:datastoreItem>
 </file>

--- a/_pages/Hai-Toan-Nguyen-Resume-1.1.docx
+++ b/_pages/Hai-Toan-Nguyen-Resume-1.1.docx
@@ -1,6 +1,6 @@
 
 <file path=word/document.xml><?xml version="1.0" encoding="utf-8"?>
-<w:document xmlns:wpc="http://schemas.microsoft.com/office/word/2010/wordprocessingCanvas" xmlns:cx="http://schemas.microsoft.com/office/drawing/2014/chartex" xmlns:cx1="http://schemas.microsoft.com/office/drawing/2015/9/8/chartex" xmlns:cx2="http://schemas.microsoft.com/office/drawing/2015/10/21/chartex" xmlns:cx3="http://schemas.microsoft.com/office/drawing/2016/5/9/chartex" xmlns:cx4="http://schemas.microsoft.com/office/drawing/2016/5/10/chartex" xmlns:cx5="http://schemas.microsoft.com/office/drawing/2016/5/11/chartex" xmlns:cx6="http://schemas.microsoft.com/office/drawing/2016/5/12/chartex" xmlns:cx7="http://schemas.microsoft.com/office/drawing/2016/5/13/chartex" xmlns:cx8="http://schemas.microsoft.com/office/drawing/2016/5/14/chartex" xmlns:mc="http://schemas.openxmlformats.org/markup-compatibility/2006" xmlns:aink="http://schemas.microsoft.com/office/drawing/2016/ink" xmlns:am3d="http://schemas.microsoft.com/office/drawing/2017/model3d" xmlns:o="urn:schemas-microsoft-com:office:office" xmlns:oel="http://schemas.microsoft.com/office/2019/extlst" xmlns:r="http://schemas.openxmlformats.org/officeDocument/2006/relationships" xmlns:m="http://schemas.openxmlformats.org/officeDocument/2006/math" xmlns:v="urn:schemas-microsoft-com:vml" xmlns:wp14="http://schemas.microsoft.com/office/word/2010/wordprocessingDrawing" xmlns:wp="http://schemas.openxmlformats.org/drawingml/2006/wordprocessingDrawing" xmlns:w10="urn:schemas-microsoft-com:office:word" xmlns:w="http://schemas.openxmlformats.org/wordprocessingml/2006/main" xmlns:w14="http://schemas.microsoft.com/office/word/2010/wordml" xmlns:w15="http://schemas.microsoft.com/office/word/2012/wordml" xmlns:w16cex="http://schemas.microsoft.com/office/word/2018/wordml/cex" xmlns:w16cid="http://schemas.microsoft.com/office/word/2016/wordml/cid" xmlns:w16="http://schemas.microsoft.com/office/word/2018/wordml" xmlns:w16du="http://schemas.microsoft.com/office/word/2023/wordml/word16du" xmlns:w16sdtdh="http://schemas.microsoft.com/office/word/2020/wordml/sdtdatahash" xmlns:w16se="http://schemas.microsoft.com/office/word/2015/wordml/symex" xmlns:wpg="http://schemas.microsoft.com/office/word/2010/wordprocessingGroup" xmlns:wpi="http://schemas.microsoft.com/office/word/2010/wordprocessingInk" xmlns:wne="http://schemas.microsoft.com/office/word/2006/wordml" xmlns:wps="http://schemas.microsoft.com/office/word/2010/wordprocessingShape" mc:Ignorable="w14 w15 w16se w16cid w16 w16cex w16sdtdh wp14">
+<w:document xmlns:wpc="http://schemas.microsoft.com/office/word/2010/wordprocessingCanvas" xmlns:cx="http://schemas.microsoft.com/office/drawing/2014/chartex" xmlns:cx1="http://schemas.microsoft.com/office/drawing/2015/9/8/chartex" xmlns:cx2="http://schemas.microsoft.com/office/drawing/2015/10/21/chartex" xmlns:cx3="http://schemas.microsoft.com/office/drawing/2016/5/9/chartex" xmlns:cx4="http://schemas.microsoft.com/office/drawing/2016/5/10/chartex" xmlns:cx5="http://schemas.microsoft.com/office/drawing/2016/5/11/chartex" xmlns:cx6="http://schemas.microsoft.com/office/drawing/2016/5/12/chartex" xmlns:cx7="http://schemas.microsoft.com/office/drawing/2016/5/13/chartex" xmlns:cx8="http://schemas.microsoft.com/office/drawing/2016/5/14/chartex" xmlns:mc="http://schemas.openxmlformats.org/markup-compatibility/2006" xmlns:aink="http://schemas.microsoft.com/office/drawing/2016/ink" xmlns:am3d="http://schemas.microsoft.com/office/drawing/2017/model3d" xmlns:o="urn:schemas-microsoft-com:office:office" xmlns:oel="http://schemas.microsoft.com/office/2019/extlst" xmlns:r="http://schemas.openxmlformats.org/officeDocument/2006/relationships" xmlns:m="http://schemas.openxmlformats.org/officeDocument/2006/math" xmlns:v="urn:schemas-microsoft-com:vml" xmlns:wp14="http://schemas.microsoft.com/office/word/2010/wordprocessingDrawing" xmlns:wp="http://schemas.openxmlformats.org/drawingml/2006/wordprocessingDrawing" xmlns:w10="urn:schemas-microsoft-com:office:word" xmlns:w="http://schemas.openxmlformats.org/wordprocessingml/2006/main" xmlns:w14="http://schemas.microsoft.com/office/word/2010/wordml" xmlns:w15="http://schemas.microsoft.com/office/word/2012/wordml" xmlns:w16cex="http://schemas.microsoft.com/office/word/2018/wordml/cex" xmlns:w16cid="http://schemas.microsoft.com/office/word/2016/wordml/cid" xmlns:w16="http://schemas.microsoft.com/office/word/2018/wordml" xmlns:w16sdtdh="http://schemas.microsoft.com/office/word/2020/wordml/sdtdatahash" xmlns:w16se="http://schemas.microsoft.com/office/word/2015/wordml/symex" xmlns:wpg="http://schemas.microsoft.com/office/word/2010/wordprocessingGroup" xmlns:wpi="http://schemas.microsoft.com/office/word/2010/wordprocessingInk" xmlns:wne="http://schemas.microsoft.com/office/word/2006/wordml" xmlns:wps="http://schemas.microsoft.com/office/word/2010/wordprocessingShape" mc:Ignorable="w14 w15 w16se w16cid w16 w16cex w16sdtdh wp14">
   <w:body>
     <w:p>
       <w:pPr>
@@ -215,7 +215,7 @@
           <w:noProof/>
         </w:rPr>
         <w:pict w14:anchorId="36905001">
-          <v:line id="Straight Connector 2" o:spid="_x0000_s1030" style="position:absolute;z-index:251659264;visibility:visible;mso-wrap-style:square;mso-width-percent:0;mso-height-percent:0;mso-wrap-distance-left:9pt;mso-wrap-distance-top:0;mso-wrap-distance-right:9pt;mso-wrap-distance-bottom:0;mso-position-horizontal:right;mso-position-horizontal-relative:margin;mso-position-vertical:absolute;mso-position-vertical-relative:text;mso-width-percent:0;mso-height-percent:0;mso-width-relative:margin;mso-height-relative:margin" from="6331pt,15.7pt" to="6869.2pt,16.9pt" o:gfxdata="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" strokecolor="black [3200]" strokeweight=".5pt">
+          <v:line id="Straight Connector 2" o:spid="_x0000_s1030" style="position:absolute;z-index:251659264;visibility:visible;mso-wrap-style:square;mso-width-percent:0;mso-height-percent:0;mso-wrap-distance-left:9pt;mso-wrap-distance-top:0;mso-wrap-distance-right:9pt;mso-wrap-distance-bottom:0;mso-position-horizontal:right;mso-position-horizontal-relative:margin;mso-position-vertical:absolute;mso-position-vertical-relative:text;mso-width-percent:0;mso-height-percent:0;mso-width-relative:margin;mso-height-relative:margin" from="6818pt,15.7pt" to="7356.2pt,16.9pt" o:gfxdata="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" strokecolor="black [3200]" strokeweight=".5pt">
             <v:stroke joinstyle="miter"/>
             <w10:wrap anchorx="margin"/>
           </v:line>
@@ -464,20 +464,26 @@
       <w:r>
         <w:rPr>
           <w:rFonts w:ascii="Calibri" w:eastAsia="Calibri" w:hAnsi="Calibri" w:cs="Calibri"/>
-          <w:i/>
-          <w:iCs/>
-          <w:sz w:val="20"/>
-          <w:szCs w:val="20"/>
-        </w:rPr>
-        <w:t xml:space="preserve">  </w:t>
-      </w:r>
-      <w:r>
-        <w:rPr>
-          <w:rFonts w:ascii="Calibri" w:eastAsia="Calibri" w:hAnsi="Calibri" w:cs="Calibri"/>
-          <w:sz w:val="20"/>
-          <w:szCs w:val="20"/>
-        </w:rPr>
-        <w:t>GPA: 3.7 / 4.</w:t>
+          <w:sz w:val="20"/>
+          <w:szCs w:val="20"/>
+        </w:rPr>
+        <w:t>GPA: 3.7</w:t>
+      </w:r>
+      <w:r>
+        <w:rPr>
+          <w:rFonts w:ascii="Calibri" w:eastAsia="Calibri" w:hAnsi="Calibri" w:cs="Calibri"/>
+          <w:sz w:val="20"/>
+          <w:szCs w:val="20"/>
+        </w:rPr>
+        <w:t>5</w:t>
+      </w:r>
+      <w:r>
+        <w:rPr>
+          <w:rFonts w:ascii="Calibri" w:eastAsia="Calibri" w:hAnsi="Calibri" w:cs="Calibri"/>
+          <w:sz w:val="20"/>
+          <w:szCs w:val="20"/>
+        </w:rPr>
+        <w:t xml:space="preserve"> / 4.</w:t>
       </w:r>
       <w:r>
         <w:rPr>
@@ -500,46 +506,10 @@
       </w:pPr>
       <w:r>
         <w:rPr>
-          <w:b/>
-          <w:color w:val="4472C4" w:themeColor="accent1"/>
-          <w:sz w:val="24"/>
-          <w:szCs w:val="24"/>
-        </w:rPr>
-        <w:t xml:space="preserve">WORK </w:t>
-      </w:r>
-      <w:r>
-        <w:rPr>
-          <w:b/>
-          <w:color w:val="4472C4" w:themeColor="accent1"/>
-          <w:sz w:val="24"/>
-          <w:szCs w:val="24"/>
-        </w:rPr>
-        <w:t xml:space="preserve">EXPERIENCE                                                                                                                               </w:t>
-      </w:r>
-    </w:p>
-    <w:p>
-      <w:pPr>
-        <w:spacing w:after="0" w:line="240" w:lineRule="auto"/>
-        <w:rPr>
-          <w:b/>
-          <w:bCs/>
-        </w:rPr>
-      </w:pPr>
-      <w:r>
-        <w:rPr>
-          <w:b/>
-          <w:bCs/>
-          <w:sz w:val="20"/>
-          <w:szCs w:val="20"/>
-        </w:rPr>
-        <w:t>Unity Game Developer Intern</w:t>
-      </w:r>
-      <w:r>
-        <w:rPr>
           <w:noProof/>
         </w:rPr>
         <w:pict w14:anchorId="574817D0">
-          <v:line id="Straight Connector 3" o:spid="_x0000_s1029" style="position:absolute;z-index:251661312;visibility:visible;mso-wrap-style:square;mso-width-percent:0;mso-height-percent:0;mso-wrap-distance-left:9pt;mso-wrap-distance-top:0;mso-wrap-distance-right:9pt;mso-wrap-distance-bottom:0;mso-position-horizontal-relative:margin;mso-position-vertical-relative:text;mso-width-percent:0;mso-height-percent:0;mso-width-relative:margin;mso-height-relative:margin" from="0,.55pt" to="538.2pt,1.75pt" o:gfxdata="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" strokecolor="black [3200]" strokeweight=".5pt">
+          <v:line id="Straight Connector 3" o:spid="_x0000_s1029" style="position:absolute;z-index:251661312;visibility:visible;mso-wrap-style:square;mso-width-percent:0;mso-height-percent:0;mso-wrap-distance-left:9pt;mso-wrap-distance-top:0;mso-wrap-distance-right:9pt;mso-wrap-distance-bottom:0;mso-position-horizontal-relative:margin;mso-position-vertical-relative:text;mso-width-percent:0;mso-height-percent:0;mso-width-relative:margin;mso-height-relative:margin" from="0,13.95pt" to="538.2pt,15.15pt" o:gfxdata="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" strokecolor="black [3200]" strokeweight=".5pt">
             <v:stroke joinstyle="miter"/>
             <w10:wrap anchorx="margin"/>
           </v:line>
@@ -547,7 +517,55 @@
       </w:r>
       <w:r>
         <w:rPr>
-          <w:noProof/>
+          <w:b/>
+          <w:color w:val="4472C4" w:themeColor="accent1"/>
+          <w:sz w:val="24"/>
+          <w:szCs w:val="24"/>
+        </w:rPr>
+        <w:t xml:space="preserve">WORK </w:t>
+      </w:r>
+      <w:r>
+        <w:rPr>
+          <w:b/>
+          <w:color w:val="4472C4" w:themeColor="accent1"/>
+          <w:sz w:val="24"/>
+          <w:szCs w:val="24"/>
+        </w:rPr>
+        <w:t xml:space="preserve">EXPERIENCE                                                                                                                               </w:t>
+      </w:r>
+    </w:p>
+    <w:p>
+      <w:pPr>
+        <w:spacing w:after="0" w:line="240" w:lineRule="auto"/>
+        <w:rPr>
+          <w:sz w:val="20"/>
+          <w:szCs w:val="20"/>
+        </w:rPr>
+      </w:pPr>
+      <w:r>
+        <w:rPr>
+          <w:b/>
+          <w:bCs/>
+          <w:sz w:val="20"/>
+          <w:szCs w:val="20"/>
+        </w:rPr>
+        <w:t xml:space="preserve">Associate Software </w:t>
+      </w:r>
+      <w:r>
+        <w:rPr>
+          <w:b/>
+          <w:bCs/>
+          <w:sz w:val="20"/>
+          <w:szCs w:val="20"/>
+        </w:rPr>
+        <w:t>Developer</w:t>
+      </w:r>
+      <w:r>
+        <w:rPr>
+          <w:b/>
+          <w:bCs/>
+          <w:sz w:val="20"/>
+          <w:szCs w:val="20"/>
         </w:rPr>
         <w:t xml:space="preserve">, </w:t>
       </w:r>
@@ -558,16 +576,283 @@
           <w:sz w:val="20"/>
           <w:szCs w:val="20"/>
         </w:rPr>
-        <w:t xml:space="preserve">Heli </w:t>
-      </w:r>
-      <w:r>
-        <w:rPr>
+        <w:t>Nelnet,</w:t>
+      </w:r>
+      <w:r>
+        <w:rPr>
+          <w:b/>
+          <w:bCs/>
           <w:i/>
           <w:iCs/>
           <w:sz w:val="20"/>
           <w:szCs w:val="20"/>
         </w:rPr>
-        <w:t xml:space="preserve">Studio, Remote                                                                                             </w:t>
+        <w:t xml:space="preserve"> </w:t>
+      </w:r>
+      <w:r>
+        <w:rPr>
+          <w:rFonts w:ascii="Calibri" w:eastAsia="Calibri" w:hAnsi="Calibri" w:cs="Calibri"/>
+          <w:i/>
+          <w:iCs/>
+          <w:sz w:val="20"/>
+          <w:szCs w:val="20"/>
+        </w:rPr>
+        <w:t>Lincoln, NE</w:t>
+      </w:r>
+      <w:r>
+        <w:rPr>
+          <w:rFonts w:ascii="Calibri" w:eastAsia="Calibri" w:hAnsi="Calibri" w:cs="Calibri"/>
+          <w:b/>
+          <w:bCs/>
+          <w:i/>
+          <w:iCs/>
+          <w:sz w:val="20"/>
+          <w:szCs w:val="20"/>
+        </w:rPr>
+        <w:t xml:space="preserve">                                                                                           </w:t>
+      </w:r>
+      <w:r>
+        <w:rPr>
+          <w:rFonts w:ascii="Calibri" w:eastAsia="Calibri" w:hAnsi="Calibri" w:cs="Calibri"/>
+          <w:b/>
+          <w:bCs/>
+          <w:i/>
+          <w:iCs/>
+          <w:sz w:val="20"/>
+          <w:szCs w:val="20"/>
+        </w:rPr>
+        <w:t xml:space="preserve">     </w:t>
+      </w:r>
+      <w:r>
+        <w:rPr>
+          <w:sz w:val="20"/>
+          <w:szCs w:val="20"/>
+        </w:rPr>
+        <w:t>September</w:t>
+      </w:r>
+      <w:r>
+        <w:rPr>
+          <w:sz w:val="20"/>
+          <w:szCs w:val="20"/>
+        </w:rPr>
+        <w:t xml:space="preserve"> 202</w:t>
+      </w:r>
+      <w:r>
+        <w:rPr>
+          <w:sz w:val="20"/>
+          <w:szCs w:val="20"/>
+        </w:rPr>
+        <w:t>2</w:t>
+      </w:r>
+      <w:r>
+        <w:rPr>
+          <w:sz w:val="20"/>
+          <w:szCs w:val="20"/>
+        </w:rPr>
+        <w:t xml:space="preserve"> – </w:t>
+      </w:r>
+      <w:r>
+        <w:rPr>
+          <w:sz w:val="20"/>
+          <w:szCs w:val="20"/>
+        </w:rPr>
+        <w:t>May 2023</w:t>
+      </w:r>
+    </w:p>
+    <w:p>
+      <w:pPr>
+        <w:pStyle w:val="ListParagraph"/>
+        <w:numPr>
+          <w:ilvl w:val="0"/>
+          <w:numId w:val="25"/>
+        </w:numPr>
+        <w:spacing w:after="0" w:line="240" w:lineRule="auto"/>
+        <w:rPr>
+          <w:sz w:val="20"/>
+          <w:szCs w:val="20"/>
+        </w:rPr>
+      </w:pPr>
+      <w:r>
+        <w:rPr>
+          <w:sz w:val="20"/>
+          <w:szCs w:val="20"/>
+        </w:rPr>
+        <w:t xml:space="preserve">Jeffery </w:t>
+      </w:r>
+      <w:r>
+        <w:rPr>
+          <w:sz w:val="20"/>
+          <w:szCs w:val="20"/>
+        </w:rPr>
+        <w:t>S. Raikes</w:t>
+      </w:r>
+      <w:r>
+        <w:rPr>
+          <w:sz w:val="20"/>
+          <w:szCs w:val="20"/>
+        </w:rPr>
+        <w:t xml:space="preserve"> School honors capstone </w:t>
+      </w:r>
+      <w:r>
+        <w:rPr>
+          <w:sz w:val="20"/>
+          <w:szCs w:val="20"/>
+        </w:rPr>
+        <w:t xml:space="preserve">program: Clarity - Centralize Lender </w:t>
+      </w:r>
+      <w:r>
+        <w:rPr>
+          <w:sz w:val="20"/>
+          <w:szCs w:val="20"/>
+        </w:rPr>
+        <w:t>Program.</w:t>
+      </w:r>
+    </w:p>
+    <w:p>
+      <w:pPr>
+        <w:pStyle w:val="ListParagraph"/>
+        <w:numPr>
+          <w:ilvl w:val="0"/>
+          <w:numId w:val="25"/>
+        </w:numPr>
+        <w:spacing w:after="0" w:line="240" w:lineRule="auto"/>
+        <w:rPr>
+          <w:sz w:val="20"/>
+          <w:szCs w:val="20"/>
+        </w:rPr>
+      </w:pPr>
+      <w:r>
+        <w:rPr>
+          <w:sz w:val="20"/>
+          <w:szCs w:val="20"/>
+        </w:rPr>
+        <w:t xml:space="preserve">Improved UI/UX design of Clarity webpages to </w:t>
+      </w:r>
+      <w:r>
+        <w:rPr>
+          <w:sz w:val="20"/>
+          <w:szCs w:val="20"/>
+        </w:rPr>
+        <w:t>make the site look more appealing and easier to look up information.</w:t>
+      </w:r>
+    </w:p>
+    <w:p>
+      <w:pPr>
+        <w:pStyle w:val="ListParagraph"/>
+        <w:numPr>
+          <w:ilvl w:val="0"/>
+          <w:numId w:val="24"/>
+        </w:numPr>
+        <w:spacing w:after="0" w:line="240" w:lineRule="auto"/>
+        <w:rPr>
+          <w:sz w:val="20"/>
+          <w:szCs w:val="20"/>
+        </w:rPr>
+      </w:pPr>
+      <w:r>
+        <w:rPr>
+          <w:sz w:val="20"/>
+          <w:szCs w:val="20"/>
+        </w:rPr>
+        <w:t>Practice Agile Software Development cycle, bi-weekly sprint and monthly releases</w:t>
+      </w:r>
+      <w:r>
+        <w:rPr>
+          <w:sz w:val="20"/>
+          <w:szCs w:val="20"/>
+        </w:rPr>
+        <w:t>.</w:t>
+      </w:r>
+    </w:p>
+    <w:p>
+      <w:pPr>
+        <w:pStyle w:val="ListParagraph"/>
+        <w:numPr>
+          <w:ilvl w:val="0"/>
+          <w:numId w:val="23"/>
+        </w:numPr>
+        <w:spacing w:after="0" w:line="360" w:lineRule="auto"/>
+        <w:rPr>
+          <w:sz w:val="20"/>
+          <w:szCs w:val="20"/>
+        </w:rPr>
+      </w:pPr>
+      <w:r>
+        <w:rPr>
+          <w:b/>
+          <w:bCs/>
+          <w:sz w:val="20"/>
+          <w:szCs w:val="20"/>
+        </w:rPr>
+        <w:t xml:space="preserve">Technologies: </w:t>
+      </w:r>
+      <w:r>
+        <w:rPr>
+          <w:sz w:val="20"/>
+          <w:szCs w:val="20"/>
+        </w:rPr>
+        <w:t>CSS,</w:t>
+      </w:r>
+      <w:r>
+        <w:rPr>
+          <w:sz w:val="20"/>
+          <w:szCs w:val="20"/>
+        </w:rPr>
+        <w:t xml:space="preserve"> React.js, MUI,</w:t>
+      </w:r>
+      <w:r>
+        <w:rPr>
+          <w:sz w:val="20"/>
+          <w:szCs w:val="20"/>
+        </w:rPr>
+        <w:t xml:space="preserve"> </w:t>
+      </w:r>
+      <w:r>
+        <w:rPr>
+          <w:sz w:val="20"/>
+          <w:szCs w:val="20"/>
+        </w:rPr>
+        <w:t>Typescript,</w:t>
+      </w:r>
+      <w:r>
+        <w:rPr>
+          <w:sz w:val="20"/>
+          <w:szCs w:val="20"/>
+        </w:rPr>
+        <w:t xml:space="preserve"> GitHub</w:t>
+      </w:r>
+    </w:p>
+    <w:p>
+      <w:pPr>
+        <w:spacing w:after="0" w:line="240" w:lineRule="auto"/>
+        <w:rPr>
+          <w:b/>
+          <w:bCs/>
+        </w:rPr>
+      </w:pPr>
+      <w:r>
+        <w:rPr>
+          <w:b/>
+          <w:bCs/>
+          <w:sz w:val="20"/>
+          <w:szCs w:val="20"/>
+        </w:rPr>
+        <w:t>Unity Game Developer Intern</w:t>
+      </w:r>
+      <w:r>
+        <w:rPr>
+          <w:noProof/>
+        </w:rPr>
+        <w:t xml:space="preserve">, </w:t>
+      </w:r>
+      <w:r>
+        <w:rPr>
+          <w:i/>
+          <w:iCs/>
+          <w:sz w:val="20"/>
+          <w:szCs w:val="20"/>
+        </w:rPr>
+        <w:t xml:space="preserve">Heli Studio, Remote                                                                                             </w:t>
       </w:r>
       <w:r>
         <w:rPr>
@@ -634,70 +919,7 @@
           <w:sz w:val="20"/>
           <w:szCs w:val="20"/>
         </w:rPr>
-        <w:t>Design the</w:t>
-      </w:r>
-      <w:r>
-        <w:rPr>
-          <w:sz w:val="20"/>
-          <w:szCs w:val="20"/>
-        </w:rPr>
-        <w:t xml:space="preserve"> </w:t>
-      </w:r>
-      <w:r>
-        <w:rPr>
-          <w:sz w:val="20"/>
-          <w:szCs w:val="20"/>
-        </w:rPr>
-        <w:t xml:space="preserve">algorithm, </w:t>
-      </w:r>
-      <w:r>
-        <w:rPr>
-          <w:sz w:val="20"/>
-          <w:szCs w:val="20"/>
-        </w:rPr>
-        <w:t>levels,</w:t>
-      </w:r>
-      <w:r>
-        <w:rPr>
-          <w:sz w:val="20"/>
-          <w:szCs w:val="20"/>
-        </w:rPr>
-        <w:t xml:space="preserve"> and </w:t>
-      </w:r>
-      <w:r>
-        <w:rPr>
-          <w:sz w:val="20"/>
-          <w:szCs w:val="20"/>
-        </w:rPr>
-        <w:t xml:space="preserve">UI system for our Android game - </w:t>
-      </w:r>
-      <w:r>
-        <w:rPr>
-          <w:sz w:val="20"/>
-          <w:szCs w:val="20"/>
-        </w:rPr>
-        <w:t>Word Burger</w:t>
-      </w:r>
-      <w:r>
-        <w:rPr>
-          <w:sz w:val="20"/>
-          <w:szCs w:val="20"/>
-        </w:rPr>
-        <w:t xml:space="preserve"> </w:t>
-      </w:r>
-      <w:r>
-        <w:rPr>
-          <w:sz w:val="20"/>
-          <w:szCs w:val="20"/>
-        </w:rPr>
-        <w:t xml:space="preserve">using </w:t>
-      </w:r>
-      <w:r>
-        <w:rPr>
-          <w:sz w:val="20"/>
-          <w:szCs w:val="20"/>
-        </w:rPr>
-        <w:t>Unity, C#</w:t>
+        <w:t>Design the algorithm, levels, and UI system for our Android game - Word Burger using Unity, C#</w:t>
       </w:r>
       <w:r>
         <w:rPr>
@@ -732,49 +954,7 @@
           <w:sz w:val="20"/>
           <w:szCs w:val="20"/>
         </w:rPr>
-        <w:t>Participated in</w:t>
-      </w:r>
-      <w:r>
-        <w:rPr>
-          <w:sz w:val="20"/>
-          <w:szCs w:val="20"/>
-        </w:rPr>
-        <w:t xml:space="preserve"> code</w:t>
-      </w:r>
-      <w:r>
-        <w:rPr>
-          <w:sz w:val="20"/>
-          <w:szCs w:val="20"/>
-        </w:rPr>
-        <w:t xml:space="preserve"> evaluation and </w:t>
-      </w:r>
-      <w:r>
-        <w:rPr>
-          <w:sz w:val="20"/>
-          <w:szCs w:val="20"/>
-        </w:rPr>
-        <w:t xml:space="preserve">new features, such as speeding up </w:t>
-      </w:r>
-      <w:r>
-        <w:rPr>
-          <w:sz w:val="20"/>
-          <w:szCs w:val="20"/>
-        </w:rPr>
-        <w:t>our</w:t>
-      </w:r>
-      <w:r>
-        <w:rPr>
-          <w:sz w:val="20"/>
-          <w:szCs w:val="20"/>
-        </w:rPr>
-        <w:t xml:space="preserve"> loading time between scenes</w:t>
-      </w:r>
-      <w:r>
-        <w:rPr>
-          <w:sz w:val="20"/>
-          <w:szCs w:val="20"/>
-        </w:rPr>
-        <w:t>.</w:t>
+        <w:t>Participated in code evaluation and new features, such as speeding up our loading time between scenes.</w:t>
       </w:r>
     </w:p>
     <w:p>
@@ -804,302 +984,7 @@
           <w:sz w:val="20"/>
           <w:szCs w:val="20"/>
         </w:rPr>
-        <w:t xml:space="preserve">Unity, </w:t>
-      </w:r>
-      <w:r>
-        <w:rPr>
-          <w:sz w:val="20"/>
-          <w:szCs w:val="20"/>
-        </w:rPr>
-        <w:t>C#,</w:t>
-      </w:r>
-      <w:r>
-        <w:rPr>
-          <w:sz w:val="20"/>
-          <w:szCs w:val="20"/>
-        </w:rPr>
-        <w:t xml:space="preserve"> </w:t>
-      </w:r>
-      <w:r>
-        <w:rPr>
-          <w:sz w:val="20"/>
-          <w:szCs w:val="20"/>
-        </w:rPr>
-        <w:t>GitHub</w:t>
-      </w:r>
-    </w:p>
-    <w:p>
-      <w:pPr>
-        <w:spacing w:after="0" w:line="240" w:lineRule="auto"/>
-        <w:rPr>
-          <w:sz w:val="20"/>
-          <w:szCs w:val="20"/>
-        </w:rPr>
-      </w:pPr>
-      <w:r>
-        <w:rPr>
-          <w:b/>
-          <w:bCs/>
-          <w:sz w:val="20"/>
-          <w:szCs w:val="20"/>
-        </w:rPr>
-        <w:t xml:space="preserve">Associate Software </w:t>
-      </w:r>
-      <w:r>
-        <w:rPr>
-          <w:b/>
-          <w:bCs/>
-          <w:sz w:val="20"/>
-          <w:szCs w:val="20"/>
-        </w:rPr>
-        <w:t>Developer</w:t>
-      </w:r>
-      <w:r>
-        <w:rPr>
-          <w:b/>
-          <w:bCs/>
-          <w:sz w:val="20"/>
-          <w:szCs w:val="20"/>
-        </w:rPr>
-        <w:t xml:space="preserve">, </w:t>
-      </w:r>
-      <w:r>
-        <w:rPr>
-          <w:i/>
-          <w:iCs/>
-          <w:sz w:val="20"/>
-          <w:szCs w:val="20"/>
-        </w:rPr>
-        <w:t>Nelnet,</w:t>
-      </w:r>
-      <w:r>
-        <w:rPr>
-          <w:b/>
-          <w:bCs/>
-          <w:i/>
-          <w:iCs/>
-          <w:sz w:val="20"/>
-          <w:szCs w:val="20"/>
-        </w:rPr>
-        <w:t xml:space="preserve"> </w:t>
-      </w:r>
-      <w:r>
-        <w:rPr>
-          <w:rFonts w:ascii="Calibri" w:eastAsia="Calibri" w:hAnsi="Calibri" w:cs="Calibri"/>
-          <w:i/>
-          <w:iCs/>
-          <w:sz w:val="20"/>
-          <w:szCs w:val="20"/>
-        </w:rPr>
-        <w:t>Lincoln, NE</w:t>
-      </w:r>
-      <w:r>
-        <w:rPr>
-          <w:rFonts w:ascii="Calibri" w:eastAsia="Calibri" w:hAnsi="Calibri" w:cs="Calibri"/>
-          <w:b/>
-          <w:bCs/>
-          <w:i/>
-          <w:iCs/>
-          <w:sz w:val="20"/>
-          <w:szCs w:val="20"/>
-        </w:rPr>
-        <w:t xml:space="preserve">                                                                                           </w:t>
-      </w:r>
-      <w:r>
-        <w:rPr>
-          <w:rFonts w:ascii="Calibri" w:eastAsia="Calibri" w:hAnsi="Calibri" w:cs="Calibri"/>
-          <w:b/>
-          <w:bCs/>
-          <w:i/>
-          <w:iCs/>
-          <w:sz w:val="20"/>
-          <w:szCs w:val="20"/>
-        </w:rPr>
-        <w:t xml:space="preserve">     </w:t>
-      </w:r>
-      <w:r>
-        <w:rPr>
-          <w:sz w:val="20"/>
-          <w:szCs w:val="20"/>
-        </w:rPr>
-        <w:t>September</w:t>
-      </w:r>
-      <w:r>
-        <w:rPr>
-          <w:sz w:val="20"/>
-          <w:szCs w:val="20"/>
-        </w:rPr>
-        <w:t xml:space="preserve"> 202</w:t>
-      </w:r>
-      <w:r>
-        <w:rPr>
-          <w:sz w:val="20"/>
-          <w:szCs w:val="20"/>
-        </w:rPr>
-        <w:t>2</w:t>
-      </w:r>
-      <w:r>
-        <w:rPr>
-          <w:sz w:val="20"/>
-          <w:szCs w:val="20"/>
-        </w:rPr>
-        <w:t xml:space="preserve"> – </w:t>
-      </w:r>
-      <w:r>
-        <w:rPr>
-          <w:sz w:val="20"/>
-          <w:szCs w:val="20"/>
-        </w:rPr>
-        <w:t>May 2023</w:t>
-      </w:r>
-    </w:p>
-    <w:p>
-      <w:pPr>
-        <w:pStyle w:val="ListParagraph"/>
-        <w:numPr>
-          <w:ilvl w:val="0"/>
-          <w:numId w:val="25"/>
-        </w:numPr>
-        <w:spacing w:after="0" w:line="240" w:lineRule="auto"/>
-        <w:rPr>
-          <w:sz w:val="20"/>
-          <w:szCs w:val="20"/>
-        </w:rPr>
-      </w:pPr>
-      <w:r>
-        <w:rPr>
-          <w:sz w:val="20"/>
-          <w:szCs w:val="20"/>
-        </w:rPr>
-        <w:t xml:space="preserve">Jeffery </w:t>
-      </w:r>
-      <w:r>
-        <w:rPr>
-          <w:sz w:val="20"/>
-          <w:szCs w:val="20"/>
-        </w:rPr>
-        <w:t>S. Raikes</w:t>
-      </w:r>
-      <w:r>
-        <w:rPr>
-          <w:sz w:val="20"/>
-          <w:szCs w:val="20"/>
-        </w:rPr>
-        <w:t xml:space="preserve"> School honors capstone </w:t>
-      </w:r>
-      <w:r>
-        <w:rPr>
-          <w:sz w:val="20"/>
-          <w:szCs w:val="20"/>
-        </w:rPr>
-        <w:t xml:space="preserve">program: Clarity - Centralize Lender </w:t>
-      </w:r>
-      <w:r>
-        <w:rPr>
-          <w:sz w:val="20"/>
-          <w:szCs w:val="20"/>
-        </w:rPr>
-        <w:t>Program.</w:t>
-      </w:r>
-    </w:p>
-    <w:p>
-      <w:pPr>
-        <w:pStyle w:val="ListParagraph"/>
-        <w:numPr>
-          <w:ilvl w:val="0"/>
-          <w:numId w:val="25"/>
-        </w:numPr>
-        <w:spacing w:after="0" w:line="240" w:lineRule="auto"/>
-        <w:rPr>
-          <w:sz w:val="20"/>
-          <w:szCs w:val="20"/>
-        </w:rPr>
-      </w:pPr>
-      <w:r>
-        <w:rPr>
-          <w:sz w:val="20"/>
-          <w:szCs w:val="20"/>
-        </w:rPr>
-        <w:t xml:space="preserve">Improved UI/UX design of Clarity webpages to </w:t>
-      </w:r>
-      <w:r>
-        <w:rPr>
-          <w:sz w:val="20"/>
-          <w:szCs w:val="20"/>
-        </w:rPr>
-        <w:t>make the site look more appealing and easier to look up information.</w:t>
-      </w:r>
-    </w:p>
-    <w:p>
-      <w:pPr>
-        <w:pStyle w:val="ListParagraph"/>
-        <w:numPr>
-          <w:ilvl w:val="0"/>
-          <w:numId w:val="24"/>
-        </w:numPr>
-        <w:spacing w:after="0" w:line="240" w:lineRule="auto"/>
-        <w:rPr>
-          <w:sz w:val="20"/>
-          <w:szCs w:val="20"/>
-        </w:rPr>
-      </w:pPr>
-      <w:r>
-        <w:rPr>
-          <w:sz w:val="20"/>
-          <w:szCs w:val="20"/>
-        </w:rPr>
-        <w:t>Practice Agile Software Development cycle, bi-weekly sprint and monthly releases</w:t>
-      </w:r>
-      <w:r>
-        <w:rPr>
-          <w:sz w:val="20"/>
-          <w:szCs w:val="20"/>
-        </w:rPr>
-        <w:t>.</w:t>
-      </w:r>
-    </w:p>
-    <w:p>
-      <w:pPr>
-        <w:pStyle w:val="ListParagraph"/>
-        <w:numPr>
-          <w:ilvl w:val="0"/>
-          <w:numId w:val="23"/>
-        </w:numPr>
-        <w:spacing w:after="0" w:line="360" w:lineRule="auto"/>
-        <w:rPr>
-          <w:sz w:val="20"/>
-          <w:szCs w:val="20"/>
-        </w:rPr>
-      </w:pPr>
-      <w:r>
-        <w:rPr>
-          <w:b/>
-          <w:bCs/>
-          <w:sz w:val="20"/>
-          <w:szCs w:val="20"/>
-        </w:rPr>
-        <w:t xml:space="preserve">Technologies: </w:t>
-      </w:r>
-      <w:r>
-        <w:rPr>
-          <w:sz w:val="20"/>
-          <w:szCs w:val="20"/>
-        </w:rPr>
-        <w:t xml:space="preserve">CSS, </w:t>
-      </w:r>
-      <w:r>
-        <w:rPr>
-          <w:sz w:val="20"/>
-          <w:szCs w:val="20"/>
-        </w:rPr>
-        <w:t>Typescript,</w:t>
-      </w:r>
-      <w:r>
-        <w:rPr>
-          <w:sz w:val="20"/>
-          <w:szCs w:val="20"/>
-        </w:rPr>
-        <w:t xml:space="preserve"> GitHub, Slack</w:t>
+        <w:t>Unity, C#, GitHub</w:t>
       </w:r>
     </w:p>
     <w:p>
@@ -1343,21 +1228,7 @@
           <w:sz w:val="20"/>
           <w:szCs w:val="20"/>
         </w:rPr>
-        <w:t>jQuery</w:t>
-      </w:r>
-      <w:r>
-        <w:rPr>
-          <w:sz w:val="20"/>
-          <w:szCs w:val="20"/>
-        </w:rPr>
-        <w:t xml:space="preserve">, </w:t>
-      </w:r>
-      <w:r>
-        <w:rPr>
-          <w:sz w:val="20"/>
-          <w:szCs w:val="20"/>
-        </w:rPr>
-        <w:t>PHP,</w:t>
+        <w:t>HTML</w:t>
       </w:r>
       <w:r>
         <w:rPr>
@@ -1503,28 +1374,7 @@
           <w:sz w:val="20"/>
           <w:szCs w:val="20"/>
         </w:rPr>
-        <w:t>PHP,</w:t>
-      </w:r>
-      <w:r>
-        <w:rPr>
-          <w:sz w:val="20"/>
-          <w:szCs w:val="20"/>
-        </w:rPr>
-        <w:t xml:space="preserve"> </w:t>
-      </w:r>
-      <w:r>
-        <w:rPr>
-          <w:sz w:val="20"/>
-          <w:szCs w:val="20"/>
-        </w:rPr>
         <w:t>GitHub</w:t>
-      </w:r>
-      <w:r>
-        <w:rPr>
-          <w:sz w:val="20"/>
-          <w:szCs w:val="20"/>
-        </w:rPr>
-        <w:t>, Slack</w:t>
       </w:r>
     </w:p>
     <w:p>
@@ -1824,6 +1674,254 @@
       <w:pPr>
         <w:spacing w:after="0" w:line="240" w:lineRule="auto"/>
         <w:rPr>
+          <w:b/>
+          <w:bCs/>
+          <w:sz w:val="20"/>
+          <w:szCs w:val="20"/>
+        </w:rPr>
+      </w:pPr>
+      <w:r>
+        <w:rPr>
+          <w:b/>
+        </w:rPr>
+        <w:t>Google Search</w:t>
+      </w:r>
+      <w:r>
+        <w:rPr>
+          <w:b/>
+        </w:rPr>
+        <w:t xml:space="preserve"> App</w:t>
+      </w:r>
+      <w:r>
+        <w:rPr>
+          <w:b/>
+          <w:sz w:val="20"/>
+          <w:szCs w:val="20"/>
+        </w:rPr>
+        <w:t xml:space="preserve"> </w:t>
+      </w:r>
+      <w:r>
+        <w:rPr>
+          <w:b/>
+          <w:sz w:val="20"/>
+          <w:szCs w:val="20"/>
+        </w:rPr>
+        <w:tab/>
+      </w:r>
+      <w:r>
+        <w:rPr>
+          <w:b/>
+          <w:sz w:val="20"/>
+          <w:szCs w:val="20"/>
+        </w:rPr>
+        <w:tab/>
+      </w:r>
+      <w:r>
+        <w:rPr>
+          <w:b/>
+          <w:sz w:val="20"/>
+          <w:szCs w:val="20"/>
+        </w:rPr>
+        <w:tab/>
+      </w:r>
+      <w:r>
+        <w:rPr>
+          <w:b/>
+          <w:sz w:val="20"/>
+          <w:szCs w:val="20"/>
+        </w:rPr>
+        <w:tab/>
+      </w:r>
+      <w:r>
+        <w:rPr>
+          <w:b/>
+          <w:sz w:val="20"/>
+          <w:szCs w:val="20"/>
+        </w:rPr>
+        <w:tab/>
+      </w:r>
+      <w:r>
+        <w:rPr>
+          <w:b/>
+          <w:sz w:val="20"/>
+          <w:szCs w:val="20"/>
+        </w:rPr>
+        <w:tab/>
+      </w:r>
+      <w:r>
+        <w:rPr>
+          <w:b/>
+          <w:sz w:val="20"/>
+          <w:szCs w:val="20"/>
+        </w:rPr>
+        <w:tab/>
+      </w:r>
+      <w:r>
+        <w:rPr>
+          <w:b/>
+          <w:sz w:val="20"/>
+          <w:szCs w:val="20"/>
+        </w:rPr>
+        <w:tab/>
+      </w:r>
+      <w:r>
+        <w:rPr>
+          <w:b/>
+          <w:sz w:val="20"/>
+          <w:szCs w:val="20"/>
+        </w:rPr>
+        <w:tab/>
+      </w:r>
+      <w:r>
+        <w:rPr>
+          <w:b/>
+          <w:sz w:val="20"/>
+          <w:szCs w:val="20"/>
+        </w:rPr>
+        <w:tab/>
+        <w:t xml:space="preserve">        </w:t>
+      </w:r>
+      <w:r>
+        <w:rPr>
+          <w:i/>
+          <w:iCs/>
+          <w:sz w:val="20"/>
+          <w:szCs w:val="20"/>
+        </w:rPr>
+        <w:t>May</w:t>
+      </w:r>
+      <w:r>
+        <w:rPr>
+          <w:i/>
+          <w:iCs/>
+          <w:sz w:val="20"/>
+          <w:szCs w:val="20"/>
+        </w:rPr>
+        <w:t xml:space="preserve"> 2021 </w:t>
+      </w:r>
+      <w:r>
+        <w:rPr>
+          <w:i/>
+          <w:iCs/>
+          <w:sz w:val="20"/>
+          <w:szCs w:val="20"/>
+        </w:rPr>
+        <w:t>–</w:t>
+      </w:r>
+      <w:r>
+        <w:rPr>
+          <w:i/>
+          <w:iCs/>
+          <w:sz w:val="20"/>
+          <w:szCs w:val="20"/>
+        </w:rPr>
+        <w:t xml:space="preserve"> </w:t>
+      </w:r>
+      <w:r>
+        <w:rPr>
+          <w:i/>
+          <w:iCs/>
+          <w:sz w:val="20"/>
+          <w:szCs w:val="20"/>
+        </w:rPr>
+        <w:t>July 2021</w:t>
+      </w:r>
+      <w:r>
+        <w:rPr>
+          <w:sz w:val="20"/>
+          <w:szCs w:val="20"/>
+        </w:rPr>
+        <w:t xml:space="preserve">                                                                  </w:t>
+      </w:r>
+      <w:r>
+        <w:rPr>
+          <w:sz w:val="20"/>
+          <w:szCs w:val="20"/>
+        </w:rPr>
+        <w:t xml:space="preserve"> </w:t>
+      </w:r>
+    </w:p>
+    <w:p>
+      <w:pPr>
+        <w:pStyle w:val="ListParagraph"/>
+        <w:numPr>
+          <w:ilvl w:val="0"/>
+          <w:numId w:val="2"/>
+        </w:numPr>
+        <w:spacing w:after="0" w:line="240" w:lineRule="auto"/>
+        <w:rPr>
+          <w:sz w:val="20"/>
+          <w:szCs w:val="20"/>
+        </w:rPr>
+      </w:pPr>
+      <w:r>
+        <w:rPr>
+          <w:sz w:val="20"/>
+          <w:szCs w:val="20"/>
+        </w:rPr>
+        <w:t xml:space="preserve">Designed a web crawler that grabs over 10000 web pages to </w:t>
+      </w:r>
+      <w:r>
+        <w:rPr>
+          <w:sz w:val="20"/>
+          <w:szCs w:val="20"/>
+        </w:rPr>
+        <w:t>store</w:t>
+      </w:r>
+      <w:r>
+        <w:rPr>
+          <w:sz w:val="20"/>
+          <w:szCs w:val="20"/>
+        </w:rPr>
+        <w:t xml:space="preserve"> into a MySQL database.</w:t>
+      </w:r>
+    </w:p>
+    <w:p>
+      <w:pPr>
+        <w:pStyle w:val="ListParagraph"/>
+        <w:numPr>
+          <w:ilvl w:val="0"/>
+          <w:numId w:val="2"/>
+        </w:numPr>
+        <w:spacing w:after="0" w:line="240" w:lineRule="auto"/>
+        <w:rPr>
+          <w:sz w:val="20"/>
+          <w:szCs w:val="20"/>
+        </w:rPr>
+      </w:pPr>
+      <w:r>
+        <w:rPr>
+          <w:sz w:val="20"/>
+          <w:szCs w:val="20"/>
+        </w:rPr>
+        <w:t>Improved searching time to under 3 seconds by applied Elasticsearch on the database populated earlier.</w:t>
+      </w:r>
+    </w:p>
+    <w:p>
+      <w:pPr>
+        <w:pStyle w:val="ListParagraph"/>
+        <w:numPr>
+          <w:ilvl w:val="0"/>
+          <w:numId w:val="2"/>
+        </w:numPr>
+        <w:spacing w:after="0" w:line="360" w:lineRule="auto"/>
+        <w:rPr>
+          <w:sz w:val="20"/>
+          <w:szCs w:val="20"/>
+        </w:rPr>
+      </w:pPr>
+      <w:r>
+        <w:rPr>
+          <w:sz w:val="20"/>
+          <w:szCs w:val="20"/>
+        </w:rPr>
+        <w:t>Applied Laravel framework for backend through REST to aid routing/caching between webpages.</w:t>
+      </w:r>
+    </w:p>
+    <w:p>
+      <w:pPr>
+        <w:spacing w:after="0" w:line="240" w:lineRule="auto"/>
+        <w:rPr>
           <w:i/>
           <w:iCs/>
           <w:sz w:val="20"/>
@@ -2628,338 +2726,6 @@
           <w:szCs w:val="20"/>
         </w:rPr>
         <w:t>game</w:t>
-      </w:r>
-      <w:r>
-        <w:rPr>
-          <w:sz w:val="20"/>
-          <w:szCs w:val="20"/>
-        </w:rPr>
-        <w:t>.</w:t>
-      </w:r>
-    </w:p>
-    <w:p>
-      <w:pPr>
-        <w:spacing w:after="0" w:line="240" w:lineRule="auto"/>
-        <w:rPr>
-          <w:b/>
-          <w:bCs/>
-          <w:sz w:val="20"/>
-          <w:szCs w:val="20"/>
-        </w:rPr>
-      </w:pPr>
-      <w:r>
-        <w:rPr>
-          <w:b/>
-        </w:rPr>
-        <w:t>Google Search</w:t>
-      </w:r>
-      <w:r>
-        <w:rPr>
-          <w:b/>
-        </w:rPr>
-        <w:t xml:space="preserve"> App</w:t>
-      </w:r>
-      <w:r>
-        <w:rPr>
-          <w:b/>
-          <w:sz w:val="20"/>
-          <w:szCs w:val="20"/>
-        </w:rPr>
-        <w:t xml:space="preserve"> </w:t>
-      </w:r>
-      <w:r>
-        <w:rPr>
-          <w:b/>
-          <w:sz w:val="20"/>
-          <w:szCs w:val="20"/>
-        </w:rPr>
-        <w:tab/>
-      </w:r>
-      <w:r>
-        <w:rPr>
-          <w:b/>
-          <w:sz w:val="20"/>
-          <w:szCs w:val="20"/>
-        </w:rPr>
-        <w:tab/>
-      </w:r>
-      <w:r>
-        <w:rPr>
-          <w:b/>
-          <w:sz w:val="20"/>
-          <w:szCs w:val="20"/>
-        </w:rPr>
-        <w:tab/>
-      </w:r>
-      <w:r>
-        <w:rPr>
-          <w:b/>
-          <w:sz w:val="20"/>
-          <w:szCs w:val="20"/>
-        </w:rPr>
-        <w:tab/>
-      </w:r>
-      <w:r>
-        <w:rPr>
-          <w:b/>
-          <w:sz w:val="20"/>
-          <w:szCs w:val="20"/>
-        </w:rPr>
-        <w:tab/>
-      </w:r>
-      <w:r>
-        <w:rPr>
-          <w:b/>
-          <w:sz w:val="20"/>
-          <w:szCs w:val="20"/>
-        </w:rPr>
-        <w:tab/>
-      </w:r>
-      <w:r>
-        <w:rPr>
-          <w:b/>
-          <w:sz w:val="20"/>
-          <w:szCs w:val="20"/>
-        </w:rPr>
-        <w:tab/>
-      </w:r>
-      <w:r>
-        <w:rPr>
-          <w:b/>
-          <w:sz w:val="20"/>
-          <w:szCs w:val="20"/>
-        </w:rPr>
-        <w:tab/>
-      </w:r>
-      <w:r>
-        <w:rPr>
-          <w:b/>
-          <w:sz w:val="20"/>
-          <w:szCs w:val="20"/>
-        </w:rPr>
-        <w:tab/>
-      </w:r>
-      <w:r>
-        <w:rPr>
-          <w:b/>
-          <w:sz w:val="20"/>
-          <w:szCs w:val="20"/>
-        </w:rPr>
-        <w:tab/>
-        <w:t xml:space="preserve">        </w:t>
-      </w:r>
-      <w:r>
-        <w:rPr>
-          <w:i/>
-          <w:iCs/>
-          <w:sz w:val="20"/>
-          <w:szCs w:val="20"/>
-        </w:rPr>
-        <w:t>May</w:t>
-      </w:r>
-      <w:r>
-        <w:rPr>
-          <w:i/>
-          <w:iCs/>
-          <w:sz w:val="20"/>
-          <w:szCs w:val="20"/>
-        </w:rPr>
-        <w:t xml:space="preserve"> 2021 </w:t>
-      </w:r>
-      <w:r>
-        <w:rPr>
-          <w:i/>
-          <w:iCs/>
-          <w:sz w:val="20"/>
-          <w:szCs w:val="20"/>
-        </w:rPr>
-        <w:t>–</w:t>
-      </w:r>
-      <w:r>
-        <w:rPr>
-          <w:i/>
-          <w:iCs/>
-          <w:sz w:val="20"/>
-          <w:szCs w:val="20"/>
-        </w:rPr>
-        <w:t xml:space="preserve"> </w:t>
-      </w:r>
-      <w:r>
-        <w:rPr>
-          <w:i/>
-          <w:iCs/>
-          <w:sz w:val="20"/>
-          <w:szCs w:val="20"/>
-        </w:rPr>
-        <w:t>July 2021</w:t>
-      </w:r>
-      <w:r>
-        <w:rPr>
-          <w:sz w:val="20"/>
-          <w:szCs w:val="20"/>
-        </w:rPr>
-        <w:t xml:space="preserve">                                                                  </w:t>
-      </w:r>
-      <w:r>
-        <w:rPr>
-          <w:sz w:val="20"/>
-          <w:szCs w:val="20"/>
-        </w:rPr>
-        <w:t xml:space="preserve"> </w:t>
-      </w:r>
-    </w:p>
-    <w:p>
-      <w:pPr>
-        <w:pStyle w:val="ListParagraph"/>
-        <w:numPr>
-          <w:ilvl w:val="0"/>
-          <w:numId w:val="2"/>
-        </w:numPr>
-        <w:spacing w:after="0" w:line="240" w:lineRule="auto"/>
-        <w:rPr>
-          <w:sz w:val="20"/>
-          <w:szCs w:val="20"/>
-        </w:rPr>
-      </w:pPr>
-      <w:r>
-        <w:rPr>
-          <w:sz w:val="20"/>
-          <w:szCs w:val="20"/>
-        </w:rPr>
-        <w:t xml:space="preserve">Designed a web crawler that grabs over 10000 web pages to </w:t>
-      </w:r>
-      <w:r>
-        <w:rPr>
-          <w:sz w:val="20"/>
-          <w:szCs w:val="20"/>
-        </w:rPr>
-        <w:t>store</w:t>
-      </w:r>
-      <w:r>
-        <w:rPr>
-          <w:sz w:val="20"/>
-          <w:szCs w:val="20"/>
-        </w:rPr>
-        <w:t xml:space="preserve"> into a MySQL </w:t>
-      </w:r>
-      <w:r>
-        <w:rPr>
-          <w:sz w:val="20"/>
-          <w:szCs w:val="20"/>
-        </w:rPr>
-        <w:t>database.</w:t>
-      </w:r>
-    </w:p>
-    <w:p>
-      <w:pPr>
-        <w:pStyle w:val="ListParagraph"/>
-        <w:numPr>
-          <w:ilvl w:val="0"/>
-          <w:numId w:val="2"/>
-        </w:numPr>
-        <w:spacing w:after="0" w:line="240" w:lineRule="auto"/>
-        <w:rPr>
-          <w:sz w:val="20"/>
-          <w:szCs w:val="20"/>
-        </w:rPr>
-      </w:pPr>
-      <w:r>
-        <w:rPr>
-          <w:sz w:val="20"/>
-          <w:szCs w:val="20"/>
-        </w:rPr>
-        <w:t>Improve</w:t>
-      </w:r>
-      <w:r>
-        <w:rPr>
-          <w:sz w:val="20"/>
-          <w:szCs w:val="20"/>
-        </w:rPr>
-        <w:t>d</w:t>
-      </w:r>
-      <w:r>
-        <w:rPr>
-          <w:sz w:val="20"/>
-          <w:szCs w:val="20"/>
-        </w:rPr>
-        <w:t xml:space="preserve"> searching time to under 3 seconds by applied </w:t>
-      </w:r>
-      <w:r>
-        <w:rPr>
-          <w:sz w:val="20"/>
-          <w:szCs w:val="20"/>
-        </w:rPr>
-        <w:t>Elasticsearch</w:t>
-      </w:r>
-      <w:r>
-        <w:rPr>
-          <w:sz w:val="20"/>
-          <w:szCs w:val="20"/>
-        </w:rPr>
-        <w:t xml:space="preserve"> </w:t>
-      </w:r>
-      <w:r>
-        <w:rPr>
-          <w:sz w:val="20"/>
-          <w:szCs w:val="20"/>
-        </w:rPr>
-        <w:t>on the database populated earlier</w:t>
-      </w:r>
-      <w:r>
-        <w:rPr>
-          <w:sz w:val="20"/>
-          <w:szCs w:val="20"/>
-        </w:rPr>
-        <w:t>.</w:t>
-      </w:r>
-    </w:p>
-    <w:p>
-      <w:pPr>
-        <w:pStyle w:val="ListParagraph"/>
-        <w:numPr>
-          <w:ilvl w:val="0"/>
-          <w:numId w:val="2"/>
-        </w:numPr>
-        <w:spacing w:after="0" w:line="360" w:lineRule="auto"/>
-        <w:rPr>
-          <w:sz w:val="20"/>
-          <w:szCs w:val="20"/>
-        </w:rPr>
-      </w:pPr>
-      <w:r>
-        <w:rPr>
-          <w:sz w:val="20"/>
-          <w:szCs w:val="20"/>
-        </w:rPr>
-        <w:t>Applied Laravel framework</w:t>
-      </w:r>
-      <w:r>
-        <w:rPr>
-          <w:sz w:val="20"/>
-          <w:szCs w:val="20"/>
-        </w:rPr>
-        <w:t xml:space="preserve"> for backend</w:t>
-      </w:r>
-      <w:r>
-        <w:rPr>
-          <w:sz w:val="20"/>
-          <w:szCs w:val="20"/>
-        </w:rPr>
-        <w:t xml:space="preserve"> through REST</w:t>
-      </w:r>
-      <w:r>
-        <w:rPr>
-          <w:sz w:val="20"/>
-          <w:szCs w:val="20"/>
-        </w:rPr>
-        <w:t xml:space="preserve"> to aid routing/caching </w:t>
-      </w:r>
-      <w:r>
-        <w:rPr>
-          <w:sz w:val="20"/>
-          <w:szCs w:val="20"/>
-        </w:rPr>
-        <w:t>between webpages</w:t>
       </w:r>
       <w:r>
         <w:rPr>
@@ -3051,6 +2817,30 @@
           <w:sz w:val="20"/>
           <w:szCs w:val="20"/>
         </w:rPr>
+        <w:t xml:space="preserve"> </w:t>
+      </w:r>
+      <w:r>
+        <w:rPr>
+          <w:rFonts w:ascii="Calibri" w:eastAsia="Calibri" w:hAnsi="Calibri" w:cs="Calibri"/>
+          <w:sz w:val="20"/>
+          <w:szCs w:val="20"/>
+        </w:rPr>
+        <w:t>React</w:t>
+      </w:r>
+      <w:r>
+        <w:rPr>
+          <w:rFonts w:ascii="Calibri" w:eastAsia="Calibri" w:hAnsi="Calibri" w:cs="Calibri"/>
+          <w:sz w:val="20"/>
+          <w:szCs w:val="20"/>
+        </w:rPr>
+        <w:t>.js,</w:t>
+      </w:r>
+      <w:r>
+        <w:rPr>
+          <w:rFonts w:ascii="Calibri" w:eastAsia="Calibri" w:hAnsi="Calibri" w:cs="Calibri"/>
+          <w:sz w:val="20"/>
+          <w:szCs w:val="20"/>
+        </w:rPr>
         <w:t xml:space="preserve"> C#, C/</w:t>
       </w:r>
       <w:r>
@@ -3138,7 +2928,7 @@
           <w:sz w:val="20"/>
           <w:szCs w:val="20"/>
         </w:rPr>
-        <w:t>Typescript, React , Python</w:t>
+        <w:t>Typescript, Python</w:t>
       </w:r>
       <w:r>
         <w:rPr>
@@ -3201,7 +2991,7 @@
           <w:sz w:val="20"/>
           <w:szCs w:val="20"/>
         </w:rPr>
-        <w:t xml:space="preserve"> Node.js, .Net Framework</w:t>
+        <w:t xml:space="preserve"> Node.js</w:t>
       </w:r>
       <w:r>
         <w:rPr>
@@ -3342,7 +3132,28 @@
           <w:sz w:val="20"/>
           <w:szCs w:val="20"/>
         </w:rPr>
-        <w:t xml:space="preserve"> Spring 2022 </w:t>
+        <w:t xml:space="preserve"> </w:t>
+      </w:r>
+      <w:r>
+        <w:rPr>
+          <w:sz w:val="20"/>
+          <w:szCs w:val="20"/>
+        </w:rPr>
+        <w:t>Fall</w:t>
+      </w:r>
+      <w:r>
+        <w:rPr>
+          <w:sz w:val="20"/>
+          <w:szCs w:val="20"/>
+        </w:rPr>
+        <w:t xml:space="preserve"> 2022</w:t>
+      </w:r>
+      <w:r>
+        <w:rPr>
+          <w:sz w:val="20"/>
+          <w:szCs w:val="20"/>
+        </w:rPr>
+        <w:t>, Spring 2023</w:t>
       </w:r>
     </w:p>
     <w:sectPr>
@@ -3356,7 +3167,7 @@
 </file>
 
 <file path=word/numbering.xml><?xml version="1.0" encoding="utf-8"?>
-<w:numbering xmlns:wpc="http://schemas.microsoft.com/office/word/2010/wordprocessingCanvas" xmlns:cx="http://schemas.microsoft.com/office/drawing/2014/chartex" xmlns:cx1="http://schemas.microsoft.com/office/drawing/2015/9/8/chartex" xmlns:cx2="http://schemas.microsoft.com/office/drawing/2015/10/21/chartex" xmlns:cx3="http://schemas.microsoft.com/office/drawing/2016/5/9/chartex" xmlns:cx4="http://schemas.microsoft.com/office/drawing/2016/5/10/chartex" xmlns:cx5="http://schemas.microsoft.com/office/drawing/2016/5/11/chartex" xmlns:cx6="http://schemas.microsoft.com/office/drawing/2016/5/12/chartex" xmlns:cx7="http://schemas.microsoft.com/office/drawing/2016/5/13/chartex" xmlns:cx8="http://schemas.microsoft.com/office/drawing/2016/5/14/chartex" xmlns:mc="http://schemas.openxmlformats.org/markup-compatibility/2006" xmlns:aink="http://schemas.microsoft.com/office/drawing/2016/ink" xmlns:am3d="http://schemas.microsoft.com/office/drawing/2017/model3d" xmlns:o="urn:schemas-microsoft-com:office:office" xmlns:oel="http://schemas.microsoft.com/office/2019/extlst" xmlns:r="http://schemas.openxmlformats.org/officeDocument/2006/relationships" xmlns:m="http://schemas.openxmlformats.org/officeDocument/2006/math" xmlns:v="urn:schemas-microsoft-com:vml" xmlns:wp14="http://schemas.microsoft.com/office/word/2010/wordprocessingDrawing" xmlns:wp="http://schemas.openxmlformats.org/drawingml/2006/wordprocessingDrawing" xmlns:w10="urn:schemas-microsoft-com:office:word" xmlns:w="http://schemas.openxmlformats.org/wordprocessingml/2006/main" xmlns:w14="http://schemas.microsoft.com/office/word/2010/wordml" xmlns:w15="http://schemas.microsoft.com/office/word/2012/wordml" xmlns:w16cex="http://schemas.microsoft.com/office/word/2018/wordml/cex" xmlns:w16cid="http://schemas.microsoft.com/office/word/2016/wordml/cid" xmlns:w16="http://schemas.microsoft.com/office/word/2018/wordml" xmlns:w16du="http://schemas.microsoft.com/office/word/2023/wordml/word16du" xmlns:w16sdtdh="http://schemas.microsoft.com/office/word/2020/wordml/sdtdatahash" xmlns:w16se="http://schemas.microsoft.com/office/word/2015/wordml/symex" xmlns:wpg="http://schemas.microsoft.com/office/word/2010/wordprocessingGroup" xmlns:wpi="http://schemas.microsoft.com/office/word/2010/wordprocessingInk" xmlns:wne="http://schemas.microsoft.com/office/word/2006/wordml" xmlns:wps="http://schemas.microsoft.com/office/word/2010/wordprocessingShape" mc:Ignorable="w14 w15 w16se w16cid w16 w16cex w16sdtdh wp14">
+<w:numbering xmlns:wpc="http://schemas.microsoft.com/office/word/2010/wordprocessingCanvas" xmlns:cx="http://schemas.microsoft.com/office/drawing/2014/chartex" xmlns:cx1="http://schemas.microsoft.com/office/drawing/2015/9/8/chartex" xmlns:cx2="http://schemas.microsoft.com/office/drawing/2015/10/21/chartex" xmlns:cx3="http://schemas.microsoft.com/office/drawing/2016/5/9/chartex" xmlns:cx4="http://schemas.microsoft.com/office/drawing/2016/5/10/chartex" xmlns:cx5="http://schemas.microsoft.com/office/drawing/2016/5/11/chartex" xmlns:cx6="http://schemas.microsoft.com/office/drawing/2016/5/12/chartex" xmlns:cx7="http://schemas.microsoft.com/office/drawing/2016/5/13/chartex" xmlns:cx8="http://schemas.microsoft.com/office/drawing/2016/5/14/chartex" xmlns:mc="http://schemas.openxmlformats.org/markup-compatibility/2006" xmlns:aink="http://schemas.microsoft.com/office/drawing/2016/ink" xmlns:am3d="http://schemas.microsoft.com/office/drawing/2017/model3d" xmlns:o="urn:schemas-microsoft-com:office:office" xmlns:oel="http://schemas.microsoft.com/office/2019/extlst" xmlns:r="http://schemas.openxmlformats.org/officeDocument/2006/relationships" xmlns:m="http://schemas.openxmlformats.org/officeDocument/2006/math" xmlns:v="urn:schemas-microsoft-com:vml" xmlns:wp14="http://schemas.microsoft.com/office/word/2010/wordprocessingDrawing" xmlns:wp="http://schemas.openxmlformats.org/drawingml/2006/wordprocessingDrawing" xmlns:w10="urn:schemas-microsoft-com:office:word" xmlns:w="http://schemas.openxmlformats.org/wordprocessingml/2006/main" xmlns:w14="http://schemas.microsoft.com/office/word/2010/wordml" xmlns:w15="http://schemas.microsoft.com/office/word/2012/wordml" xmlns:w16cex="http://schemas.microsoft.com/office/word/2018/wordml/cex" xmlns:w16cid="http://schemas.microsoft.com/office/word/2016/wordml/cid" xmlns:w16="http://schemas.microsoft.com/office/word/2018/wordml" xmlns:w16sdtdh="http://schemas.microsoft.com/office/word/2020/wordml/sdtdatahash" xmlns:w16se="http://schemas.microsoft.com/office/word/2015/wordml/symex" xmlns:wpg="http://schemas.microsoft.com/office/word/2010/wordprocessingGroup" xmlns:wpi="http://schemas.microsoft.com/office/word/2010/wordprocessingInk" xmlns:wne="http://schemas.microsoft.com/office/word/2006/wordml" xmlns:wps="http://schemas.microsoft.com/office/word/2010/wordprocessingShape" mc:Ignorable="w14 w15 w16se w16cid w16 w16cex w16sdtdh wp14">
   <w:abstractNum w:abstractNumId="0" w15:restartNumberingAfterBreak="0">
     <w:nsid w:val="03E47256"/>
     <w:multiLevelType w:val="hybridMultilevel"/>
@@ -7085,25 +6896,6 @@
 </file>
 
 <file path=customXml/item1.xml><?xml version="1.0" encoding="utf-8"?>
-<p:properties xmlns:p="http://schemas.microsoft.com/office/2006/metadata/properties" xmlns:xsi="http://www.w3.org/2001/XMLSchema-instance" xmlns:pc="http://schemas.microsoft.com/office/infopath/2007/PartnerControls">
-  <documentManagement/>
-</p:properties>
-</file>
-
-<file path=customXml/item2.xml><?xml version="1.0" encoding="utf-8"?>
-<?mso-contentType ?>
-<FormTemplates xmlns="http://schemas.microsoft.com/sharepoint/v3/contenttype/forms">
-  <Display>DocumentLibraryForm</Display>
-  <Edit>DocumentLibraryForm</Edit>
-  <New>DocumentLibraryForm</New>
-</FormTemplates>
-</file>
-
-<file path=customXml/item3.xml><?xml version="1.0" encoding="utf-8"?>
-<b:Sources xmlns:b="http://schemas.openxmlformats.org/officeDocument/2006/bibliography" xmlns="http://schemas.openxmlformats.org/officeDocument/2006/bibliography" SelectedStyle="\APASixthEditionOfficeOnline.xsl" StyleName="APA" Version="6"/>
-</file>
-
-<file path=customXml/item4.xml><?xml version="1.0" encoding="utf-8"?>
 <ct:contentTypeSchema xmlns:ct="http://schemas.microsoft.com/office/2006/metadata/contentType" xmlns:ma="http://schemas.microsoft.com/office/2006/metadata/properties/metaAttributes" ct:_="" ma:_="" ma:contentTypeName="Document" ma:contentTypeID="0x010100769525A21D328347AFB608CF6F95DE75" ma:contentTypeVersion="11" ma:contentTypeDescription="Create a new document." ma:contentTypeScope="" ma:versionID="7cbcef475f6a326c899786d1fe57165d">
   <xsd:schema xmlns:xsd="http://www.w3.org/2001/XMLSchema" xmlns:xs="http://www.w3.org/2001/XMLSchema" xmlns:p="http://schemas.microsoft.com/office/2006/metadata/properties" xmlns:ns3="4484fe45-b4a3-4466-be67-074b9b2bffd5" xmlns:ns4="2f30e97d-fa01-4ed6-a988-f9017a7e6ade" targetNamespace="http://schemas.microsoft.com/office/2006/metadata/properties" ma:root="true" ma:fieldsID="902521637f6906a6f75ef8ea66115216" ns3:_="" ns4:_="">
     <xsd:import namespace="4484fe45-b4a3-4466-be67-074b9b2bffd5"/>
@@ -7314,32 +7106,26 @@
 </ct:contentTypeSchema>
 </file>
 
-<file path=customXml/itemProps1.xml><?xml version="1.0" encoding="utf-8"?>
-<ds:datastoreItem xmlns:ds="http://schemas.openxmlformats.org/officeDocument/2006/customXml" ds:itemID="{F326C83C-7049-4B64-BC96-1A8036FE3783}">
-  <ds:schemaRefs>
-    <ds:schemaRef ds:uri="http://schemas.microsoft.com/office/2006/metadata/properties"/>
-    <ds:schemaRef ds:uri="http://schemas.microsoft.com/office/infopath/2007/PartnerControls"/>
-  </ds:schemaRefs>
-</ds:datastoreItem>
+<file path=customXml/item2.xml><?xml version="1.0" encoding="utf-8"?>
+<b:Sources xmlns:b="http://schemas.openxmlformats.org/officeDocument/2006/bibliography" xmlns="http://schemas.openxmlformats.org/officeDocument/2006/bibliography" SelectedStyle="\APASixthEditionOfficeOnline.xsl" StyleName="APA" Version="6"/>
 </file>
 
-<file path=customXml/itemProps2.xml><?xml version="1.0" encoding="utf-8"?>
-<ds:datastoreItem xmlns:ds="http://schemas.openxmlformats.org/officeDocument/2006/customXml" ds:itemID="{CEED2590-F87D-4B24-B804-CB1B597FBE71}">
-  <ds:schemaRefs>
-    <ds:schemaRef ds:uri="http://schemas.microsoft.com/sharepoint/v3/contenttype/forms"/>
-  </ds:schemaRefs>
-</ds:datastoreItem>
+<file path=customXml/item3.xml><?xml version="1.0" encoding="utf-8"?>
+<?mso-contentType ?>
+<FormTemplates xmlns="http://schemas.microsoft.com/sharepoint/v3/contenttype/forms">
+  <Display>DocumentLibraryForm</Display>
+  <Edit>DocumentLibraryForm</Edit>
+  <New>DocumentLibraryForm</New>
+</FormTemplates>
 </file>
 
-<file path=customXml/itemProps3.xml><?xml version="1.0" encoding="utf-8"?>
-<ds:datastoreItem xmlns:ds="http://schemas.openxmlformats.org/officeDocument/2006/customXml" ds:itemID="{0D591D84-5A70-4403-8D32-5C217880E2FD}">
-  <ds:schemaRefs>
-    <ds:schemaRef ds:uri="http://schemas.openxmlformats.org/officeDocument/2006/bibliography"/>
-  </ds:schemaRefs>
-</ds:datastoreItem>
+<file path=customXml/item4.xml><?xml version="1.0" encoding="utf-8"?>
+<p:properties xmlns:p="http://schemas.microsoft.com/office/2006/metadata/properties" xmlns:xsi="http://www.w3.org/2001/XMLSchema-instance" xmlns:pc="http://schemas.microsoft.com/office/infopath/2007/PartnerControls">
+  <documentManagement/>
+</p:properties>
 </file>
 
-<file path=customXml/itemProps4.xml><?xml version="1.0" encoding="utf-8"?>
+<file path=customXml/itemProps1.xml><?xml version="1.0" encoding="utf-8"?>
 <ds:datastoreItem xmlns:ds="http://schemas.openxmlformats.org/officeDocument/2006/customXml" ds:itemID="{A69DCCF4-36C4-4B3F-94C9-7CF038358B1F}">
   <ds:schemaRefs>
     <ds:schemaRef ds:uri="http://schemas.microsoft.com/office/2006/metadata/contentType"/>
@@ -7356,4 +7142,29 @@
     <ds:schemaRef ds:uri="http://schemas.microsoft.com/internal/obd"/>
   </ds:schemaRefs>
 </ds:datastoreItem>
+</file>
+
+<file path=customXml/itemProps2.xml><?xml version="1.0" encoding="utf-8"?>
+<ds:datastoreItem xmlns:ds="http://schemas.openxmlformats.org/officeDocument/2006/customXml" ds:itemID="{0D591D84-5A70-4403-8D32-5C217880E2FD}">
+  <ds:schemaRefs>
+    <ds:schemaRef ds:uri="http://schemas.openxmlformats.org/officeDocument/2006/bibliography"/>
+  </ds:schemaRefs>
+</ds:datastoreItem>
+</file>
+
+<file path=customXml/itemProps3.xml><?xml version="1.0" encoding="utf-8"?>
+<ds:datastoreItem xmlns:ds="http://schemas.openxmlformats.org/officeDocument/2006/customXml" ds:itemID="{CEED2590-F87D-4B24-B804-CB1B597FBE71}">
+  <ds:schemaRefs>
+    <ds:schemaRef ds:uri="http://schemas.microsoft.com/sharepoint/v3/contenttype/forms"/>
+  </ds:schemaRefs>
+</ds:datastoreItem>
+</file>
+
+<file path=customXml/itemProps4.xml><?xml version="1.0" encoding="utf-8"?>
+<ds:datastoreItem xmlns:ds="http://schemas.openxmlformats.org/officeDocument/2006/customXml" ds:itemID="{F326C83C-7049-4B64-BC96-1A8036FE3783}">
+  <ds:schemaRefs>
+    <ds:schemaRef ds:uri="http://schemas.microsoft.com/office/2006/metadata/properties"/>
+    <ds:schemaRef ds:uri="http://schemas.microsoft.com/office/infopath/2007/PartnerControls"/>
+  </ds:schemaRefs>
+</ds:datastoreItem>
 </file>